--- a/xyy/建模结论0523.docx
+++ b/xyy/建模结论0523.docx
@@ -3,6 +3,11 @@
 <w:document xmlns:wpc="http://schemas.microsoft.com/office/word/2010/wordprocessingCanvas" xmlns:cx="http://schemas.microsoft.com/office/drawing/2014/chartex" xmlns:cx1="http://schemas.microsoft.com/office/drawing/2015/9/8/chartex" xmlns:cx2="http://schemas.microsoft.com/office/drawing/2015/10/21/chartex" xmlns:cx3="http://schemas.microsoft.com/office/drawing/2016/5/9/chartex" xmlns:cx4="http://schemas.microsoft.com/office/drawing/2016/5/10/chartex" xmlns:cx5="http://schemas.microsoft.com/office/drawing/2016/5/11/chartex" xmlns:cx6="http://schemas.microsoft.com/office/drawing/2016/5/12/chartex" xmlns:cx7="http://schemas.microsoft.com/office/drawing/2016/5/13/chartex" xmlns:cx8="http://schemas.microsoft.com/office/drawing/2016/5/14/chartex" xmlns:mc="http://schemas.openxmlformats.org/markup-compatibility/2006" xmlns:aink="http://schemas.microsoft.com/office/drawing/2016/ink" xmlns:am3d="http://schemas.microsoft.com/office/drawing/2017/model3d" xmlns:o="urn:schemas-microsoft-com:office:office" xmlns:oel="http://schemas.microsoft.com/office/2019/extlst" xmlns:r="http://schemas.openxmlformats.org/officeDocument/2006/relationships" xmlns:m="http://schemas.openxmlformats.org/officeDocument/2006/math" xmlns:v="urn:schemas-microsoft-com:vml" xmlns:wp14="http://schemas.microsoft.com/office/word/2010/wordprocessingDrawing" xmlns:wp="http://schemas.openxmlformats.org/drawingml/2006/wordprocessingDrawing" xmlns:w10="urn:schemas-microsoft-com:office:word" xmlns:w="http://schemas.openxmlformats.org/wordprocessingml/2006/main" xmlns:w14="http://schemas.microsoft.com/office/word/2010/wordml" xmlns:w15="http://schemas.microsoft.com/office/word/2012/wordml" xmlns:w16cex="http://schemas.microsoft.com/office/word/2018/wordml/cex" xmlns:w16cid="http://schemas.microsoft.com/office/word/2016/wordml/cid" xmlns:w16="http://schemas.microsoft.com/office/word/2018/wordml" xmlns:w16du="http://schemas.microsoft.com/office/word/2023/wordml/word16du" xmlns:w16sdtdh="http://schemas.microsoft.com/office/word/2020/wordml/sdtdatahash" xmlns:w16sdtfl="http://schemas.microsoft.com/office/word/2024/wordml/sdtformatlock" xmlns:w16se="http://schemas.microsoft.com/office/word/2015/wordml/symex" xmlns:wpg="http://schemas.microsoft.com/office/word/2010/wordprocessingGroup" xmlns:wpi="http://schemas.microsoft.com/office/word/2010/wordprocessingInk" xmlns:wne="http://schemas.microsoft.com/office/word/2006/wordml" xmlns:wps="http://schemas.microsoft.com/office/word/2010/wordprocessingShape" mc:Ignorable="w14 w15 w16se w16cid w16 w16cex w16sdtdh w16sdtfl w16du wp14">
   <w:body>
     <w:p>
+      <w:pPr>
+        <w:rPr>
+          <w:rFonts w:hint="eastAsia"/>
+        </w:rPr>
+      </w:pPr>
       <w:r>
         <w:rPr>
           <w:rFonts w:hint="eastAsia"/>
@@ -10,10 +15,33 @@
         <w:t>数据处理</w:t>
       </w:r>
     </w:p>
-    <w:p/>
     <w:p>
       <w:pPr>
         <w:outlineLvl w:val="0"/>
+        <w:rPr>
+          <w:rFonts w:hint="eastAsia"/>
+        </w:rPr>
+      </w:pPr>
+      <w:r>
+        <w:rPr>
+          <w:rFonts w:hint="eastAsia"/>
+        </w:rPr>
+        <w:t>死淘分析</w:t>
+      </w:r>
+    </w:p>
+    <w:p>
+      <w:pPr>
+        <w:rPr>
+          <w:rFonts w:hint="eastAsia"/>
+        </w:rPr>
+      </w:pPr>
+    </w:p>
+    <w:p>
+      <w:pPr>
+        <w:outlineLvl w:val="0"/>
+        <w:rPr>
+          <w:rFonts w:hint="eastAsia"/>
+        </w:rPr>
       </w:pPr>
       <w:proofErr w:type="gramStart"/>
       <w:r>
@@ -30,8 +58,19 @@
         <w:t>填充</w:t>
       </w:r>
     </w:p>
-    <w:p/>
-    <w:p>
+    <w:p>
+      <w:pPr>
+        <w:rPr>
+          <w:rFonts w:hint="eastAsia"/>
+        </w:rPr>
+      </w:pPr>
+    </w:p>
+    <w:p>
+      <w:pPr>
+        <w:rPr>
+          <w:rFonts w:hint="eastAsia"/>
+        </w:rPr>
+      </w:pPr>
       <w:proofErr w:type="gramStart"/>
       <w:r>
         <w:rPr>
@@ -89,7 +128,13 @@
         <w:t>的补充。最终样本量由1257降至989。日龄维度的样本数量为21953 </w:t>
       </w:r>
     </w:p>
-    <w:p/>
+    <w:p>
+      <w:pPr>
+        <w:rPr>
+          <w:rFonts w:hint="eastAsia"/>
+        </w:rPr>
+      </w:pPr>
+    </w:p>
     <w:p>
       <w:pPr>
         <w:rPr>
@@ -189,6 +234,11 @@
       </w:r>
     </w:p>
     <w:p>
+      <w:pPr>
+        <w:rPr>
+          <w:rFonts w:hint="eastAsia"/>
+        </w:rPr>
+      </w:pPr>
       <w:r>
         <w:rPr>
           <w:rFonts w:hint="eastAsia"/>
@@ -197,6 +247,11 @@
       </w:r>
     </w:p>
     <w:p>
+      <w:pPr>
+        <w:rPr>
+          <w:rFonts w:hint="eastAsia"/>
+        </w:rPr>
+      </w:pPr>
       <w:r>
         <w:rPr>
           <w:rFonts w:hint="eastAsia"/>
@@ -296,6 +351,11 @@
       </w:r>
     </w:p>
     <w:p>
+      <w:pPr>
+        <w:rPr>
+          <w:rFonts w:hint="eastAsia"/>
+        </w:rPr>
+      </w:pPr>
       <w:r>
         <w:rPr>
           <w:rFonts w:hint="eastAsia"/>
@@ -358,6 +418,11 @@
       </w:r>
     </w:p>
     <w:p>
+      <w:pPr>
+        <w:rPr>
+          <w:rFonts w:hint="eastAsia"/>
+        </w:rPr>
+      </w:pPr>
       <w:r>
         <w:rPr>
           <w:rFonts w:hint="eastAsia"/>
@@ -379,6 +444,11 @@
       </w:r>
     </w:p>
     <w:p>
+      <w:pPr>
+        <w:rPr>
+          <w:rFonts w:hint="eastAsia"/>
+        </w:rPr>
+      </w:pPr>
       <w:r>
         <w:rPr>
           <w:rFonts w:hint="eastAsia"/>
@@ -400,6 +470,11 @@
       </w:r>
     </w:p>
     <w:p>
+      <w:pPr>
+        <w:rPr>
+          <w:rFonts w:hint="eastAsia"/>
+        </w:rPr>
+      </w:pPr>
       <w:r>
         <w:rPr>
           <w:rFonts w:hint="eastAsia"/>
@@ -408,6 +483,11 @@
       </w:r>
     </w:p>
     <w:p>
+      <w:pPr>
+        <w:rPr>
+          <w:rFonts w:hint="eastAsia"/>
+        </w:rPr>
+      </w:pPr>
       <w:r>
         <w:rPr>
           <w:rFonts w:hint="eastAsia"/>
@@ -415,8 +495,20 @@
         <w:t>3    27</w:t>
       </w:r>
     </w:p>
-    <w:p/>
-    <w:p/>
+    <w:p>
+      <w:pPr>
+        <w:rPr>
+          <w:rFonts w:hint="eastAsia"/>
+        </w:rPr>
+      </w:pPr>
+    </w:p>
+    <w:p>
+      <w:pPr>
+        <w:rPr>
+          <w:rFonts w:hint="eastAsia"/>
+        </w:rPr>
+      </w:pPr>
+    </w:p>
     <w:p>
       <w:pPr>
         <w:outlineLvl w:val="0"/>
@@ -436,6 +528,9 @@
     <w:p>
       <w:pPr>
         <w:outlineLvl w:val="1"/>
+        <w:rPr>
+          <w:rFonts w:hint="eastAsia"/>
+        </w:rPr>
       </w:pPr>
       <w:r>
         <w:rPr>
@@ -506,6 +601,7 @@
         <w:rPr>
           <w:rFonts w:hint="eastAsia"/>
         </w:rPr>
+        <w:lastRenderedPageBreak/>
         <w:t>MCC: 0.4331168831168831</w:t>
       </w:r>
     </w:p>
@@ -519,7 +615,6 @@
         <w:rPr>
           <w:rFonts w:hint="eastAsia"/>
         </w:rPr>
-        <w:lastRenderedPageBreak/>
         <w:t>Confusion Matrix:</w:t>
       </w:r>
     </w:p>
@@ -676,6 +771,11 @@
       </w:r>
     </w:p>
     <w:p>
+      <w:pPr>
+        <w:rPr>
+          <w:rFonts w:hint="eastAsia"/>
+        </w:rPr>
+      </w:pPr>
       <w:r>
         <w:rPr>
           <w:rFonts w:hint="eastAsia"/>
@@ -697,7 +797,13 @@
         <w:t>]]</w:t>
       </w:r>
     </w:p>
-    <w:p/>
+    <w:p>
+      <w:pPr>
+        <w:rPr>
+          <w:rFonts w:hint="eastAsia"/>
+        </w:rPr>
+      </w:pPr>
+    </w:p>
     <w:p>
       <w:pPr>
         <w:rPr>
@@ -768,6 +874,11 @@
       </w:r>
     </w:p>
     <w:p>
+      <w:pPr>
+        <w:rPr>
+          <w:rFonts w:hint="eastAsia"/>
+        </w:rPr>
+      </w:pPr>
       <w:r>
         <w:rPr>
           <w:rFonts w:hint="eastAsia"/>
@@ -789,8 +900,19 @@
         <w:t>平均_MEAN', 'W3_3-5天_平均温度变化率_MEAN']</w:t>
       </w:r>
     </w:p>
-    <w:p/>
-    <w:p>
+    <w:p>
+      <w:pPr>
+        <w:rPr>
+          <w:rFonts w:hint="eastAsia"/>
+        </w:rPr>
+      </w:pPr>
+    </w:p>
+    <w:p>
+      <w:pPr>
+        <w:rPr>
+          <w:rFonts w:hint="eastAsia"/>
+        </w:rPr>
+      </w:pPr>
       <w:r>
         <w:rPr>
           <w:rFonts w:hint="eastAsia"/>
@@ -982,8 +1104,19 @@
         <w:t>Validation R2: 0.3751 (Test R2: 0.2821)</w:t>
       </w:r>
     </w:p>
-    <w:p/>
-    <w:p>
+    <w:p>
+      <w:pPr>
+        <w:rPr>
+          <w:rFonts w:hint="eastAsia"/>
+        </w:rPr>
+      </w:pPr>
+    </w:p>
+    <w:p>
+      <w:pPr>
+        <w:rPr>
+          <w:rFonts w:hint="eastAsia"/>
+        </w:rPr>
+      </w:pPr>
       <w:r>
         <w:rPr>
           <w:noProof/>
@@ -1005,7 +1138,7 @@
                     <pic:cNvPicPr/>
                   </pic:nvPicPr>
                   <pic:blipFill>
-                    <a:blip r:embed="rId4"/>
+                    <a:blip r:embed="rId6"/>
                     <a:stretch>
                       <a:fillRect/>
                     </a:stretch>
@@ -1027,6 +1160,11 @@
       </w:r>
     </w:p>
     <w:p>
+      <w:pPr>
+        <w:rPr>
+          <w:rFonts w:hint="eastAsia"/>
+        </w:rPr>
+      </w:pPr>
       <w:r>
         <w:rPr>
           <w:noProof/>
@@ -1047,7 +1185,7 @@
                     <pic:cNvPicPr/>
                   </pic:nvPicPr>
                   <pic:blipFill>
-                    <a:blip r:embed="rId5"/>
+                    <a:blip r:embed="rId7"/>
                     <a:stretch>
                       <a:fillRect/>
                     </a:stretch>
@@ -1069,6 +1207,11 @@
       </w:r>
     </w:p>
     <w:p>
+      <w:pPr>
+        <w:rPr>
+          <w:rFonts w:hint="eastAsia"/>
+        </w:rPr>
+      </w:pPr>
       <w:r>
         <w:rPr>
           <w:noProof/>
@@ -1089,7 +1232,7 @@
                     <pic:cNvPicPr/>
                   </pic:nvPicPr>
                   <pic:blipFill>
-                    <a:blip r:embed="rId6"/>
+                    <a:blip r:embed="rId8"/>
                     <a:stretch>
                       <a:fillRect/>
                     </a:stretch>
@@ -1111,6 +1254,11 @@
       </w:r>
     </w:p>
     <w:p>
+      <w:pPr>
+        <w:rPr>
+          <w:rFonts w:hint="eastAsia"/>
+        </w:rPr>
+      </w:pPr>
       <w:r>
         <w:rPr>
           <w:noProof/>
@@ -1132,7 +1280,7 @@
                     <pic:cNvPicPr/>
                   </pic:nvPicPr>
                   <pic:blipFill>
-                    <a:blip r:embed="rId7"/>
+                    <a:blip r:embed="rId9"/>
                     <a:stretch>
                       <a:fillRect/>
                     </a:stretch>
@@ -1154,6 +1302,11 @@
       </w:r>
     </w:p>
     <w:p>
+      <w:pPr>
+        <w:rPr>
+          <w:rFonts w:hint="eastAsia"/>
+        </w:rPr>
+      </w:pPr>
       <w:r>
         <w:rPr>
           <w:noProof/>
@@ -1174,7 +1327,7 @@
                     <pic:cNvPicPr/>
                   </pic:nvPicPr>
                   <pic:blipFill>
-                    <a:blip r:embed="rId8"/>
+                    <a:blip r:embed="rId10"/>
                     <a:stretch>
                       <a:fillRect/>
                     </a:stretch>
@@ -1196,6 +1349,11 @@
       </w:r>
     </w:p>
     <w:p>
+      <w:pPr>
+        <w:rPr>
+          <w:rFonts w:hint="eastAsia"/>
+        </w:rPr>
+      </w:pPr>
       <w:r>
         <w:rPr>
           <w:noProof/>
@@ -1216,7 +1374,7 @@
                     <pic:cNvPicPr/>
                   </pic:nvPicPr>
                   <pic:blipFill>
-                    <a:blip r:embed="rId9"/>
+                    <a:blip r:embed="rId11"/>
                     <a:stretch>
                       <a:fillRect/>
                     </a:stretch>
@@ -1238,6 +1396,11 @@
       </w:r>
     </w:p>
     <w:p>
+      <w:pPr>
+        <w:rPr>
+          <w:rFonts w:hint="eastAsia"/>
+        </w:rPr>
+      </w:pPr>
       <w:r>
         <w:rPr>
           <w:noProof/>
@@ -1259,7 +1422,7 @@
                     <pic:cNvPicPr/>
                   </pic:nvPicPr>
                   <pic:blipFill>
-                    <a:blip r:embed="rId10"/>
+                    <a:blip r:embed="rId12"/>
                     <a:stretch>
                       <a:fillRect/>
                     </a:stretch>
@@ -1281,6 +1444,11 @@
       </w:r>
     </w:p>
     <w:p>
+      <w:pPr>
+        <w:rPr>
+          <w:rFonts w:hint="eastAsia"/>
+        </w:rPr>
+      </w:pPr>
       <w:r>
         <w:rPr>
           <w:noProof/>
@@ -1301,7 +1469,7 @@
                     <pic:cNvPicPr/>
                   </pic:nvPicPr>
                   <pic:blipFill>
-                    <a:blip r:embed="rId11"/>
+                    <a:blip r:embed="rId13"/>
                     <a:stretch>
                       <a:fillRect/>
                     </a:stretch>
@@ -1323,6 +1491,11 @@
       </w:r>
     </w:p>
     <w:p>
+      <w:pPr>
+        <w:rPr>
+          <w:rFonts w:hint="eastAsia"/>
+        </w:rPr>
+      </w:pPr>
       <w:r>
         <w:rPr>
           <w:noProof/>
@@ -1343,7 +1516,7 @@
                     <pic:cNvPicPr/>
                   </pic:nvPicPr>
                   <pic:blipFill>
-                    <a:blip r:embed="rId12"/>
+                    <a:blip r:embed="rId14"/>
                     <a:stretch>
                       <a:fillRect/>
                     </a:stretch>
@@ -1365,6 +1538,11 @@
       </w:r>
     </w:p>
     <w:p>
+      <w:pPr>
+        <w:rPr>
+          <w:rFonts w:hint="eastAsia"/>
+        </w:rPr>
+      </w:pPr>
       <w:r>
         <w:rPr>
           <w:noProof/>
@@ -1386,7 +1564,7 @@
                     <pic:cNvPicPr/>
                   </pic:nvPicPr>
                   <pic:blipFill>
-                    <a:blip r:embed="rId13"/>
+                    <a:blip r:embed="rId15"/>
                     <a:stretch>
                       <a:fillRect/>
                     </a:stretch>
@@ -1408,6 +1586,11 @@
       </w:r>
     </w:p>
     <w:p>
+      <w:pPr>
+        <w:rPr>
+          <w:rFonts w:hint="eastAsia"/>
+        </w:rPr>
+      </w:pPr>
       <w:r>
         <w:rPr>
           <w:noProof/>
@@ -1428,7 +1611,7 @@
                     <pic:cNvPicPr/>
                   </pic:nvPicPr>
                   <pic:blipFill>
-                    <a:blip r:embed="rId14"/>
+                    <a:blip r:embed="rId16"/>
                     <a:stretch>
                       <a:fillRect/>
                     </a:stretch>
@@ -1450,6 +1633,11 @@
       </w:r>
     </w:p>
     <w:p>
+      <w:pPr>
+        <w:rPr>
+          <w:rFonts w:hint="eastAsia"/>
+        </w:rPr>
+      </w:pPr>
       <w:r>
         <w:rPr>
           <w:noProof/>
@@ -1470,7 +1658,7 @@
                     <pic:cNvPicPr/>
                   </pic:nvPicPr>
                   <pic:blipFill>
-                    <a:blip r:embed="rId15"/>
+                    <a:blip r:embed="rId17"/>
                     <a:stretch>
                       <a:fillRect/>
                     </a:stretch>
@@ -1492,6 +1680,11 @@
       </w:r>
     </w:p>
     <w:p>
+      <w:pPr>
+        <w:rPr>
+          <w:rFonts w:hint="eastAsia"/>
+        </w:rPr>
+      </w:pPr>
       <w:r>
         <w:rPr>
           <w:noProof/>
@@ -1513,7 +1706,7 @@
                     <pic:cNvPicPr/>
                   </pic:nvPicPr>
                   <pic:blipFill>
-                    <a:blip r:embed="rId16"/>
+                    <a:blip r:embed="rId18"/>
                     <a:stretch>
                       <a:fillRect/>
                     </a:stretch>
@@ -1535,6 +1728,11 @@
       </w:r>
     </w:p>
     <w:p>
+      <w:pPr>
+        <w:rPr>
+          <w:rFonts w:hint="eastAsia"/>
+        </w:rPr>
+      </w:pPr>
       <w:r>
         <w:rPr>
           <w:noProof/>
@@ -1555,7 +1753,7 @@
                     <pic:cNvPicPr/>
                   </pic:nvPicPr>
                   <pic:blipFill>
-                    <a:blip r:embed="rId17"/>
+                    <a:blip r:embed="rId19"/>
                     <a:stretch>
                       <a:fillRect/>
                     </a:stretch>
@@ -1577,6 +1775,11 @@
       </w:r>
     </w:p>
     <w:p>
+      <w:pPr>
+        <w:rPr>
+          <w:rFonts w:hint="eastAsia"/>
+        </w:rPr>
+      </w:pPr>
       <w:r>
         <w:rPr>
           <w:noProof/>
@@ -1597,7 +1800,7 @@
                     <pic:cNvPicPr/>
                   </pic:nvPicPr>
                   <pic:blipFill>
-                    <a:blip r:embed="rId18"/>
+                    <a:blip r:embed="rId20"/>
                     <a:stretch>
                       <a:fillRect/>
                     </a:stretch>
@@ -1619,6 +1822,11 @@
       </w:r>
     </w:p>
     <w:p>
+      <w:pPr>
+        <w:rPr>
+          <w:rFonts w:hint="eastAsia"/>
+        </w:rPr>
+      </w:pPr>
       <w:r>
         <w:rPr>
           <w:noProof/>
@@ -1640,7 +1848,7 @@
                     <pic:cNvPicPr/>
                   </pic:nvPicPr>
                   <pic:blipFill>
-                    <a:blip r:embed="rId19"/>
+                    <a:blip r:embed="rId21"/>
                     <a:stretch>
                       <a:fillRect/>
                     </a:stretch>
@@ -1662,6 +1870,11 @@
       </w:r>
     </w:p>
     <w:p>
+      <w:pPr>
+        <w:rPr>
+          <w:rFonts w:hint="eastAsia"/>
+        </w:rPr>
+      </w:pPr>
       <w:r>
         <w:rPr>
           <w:noProof/>
@@ -1682,7 +1895,7 @@
                     <pic:cNvPicPr/>
                   </pic:nvPicPr>
                   <pic:blipFill>
-                    <a:blip r:embed="rId20"/>
+                    <a:blip r:embed="rId22"/>
                     <a:stretch>
                       <a:fillRect/>
                     </a:stretch>
@@ -1729,7 +1942,7 @@
                     <pic:cNvPicPr/>
                   </pic:nvPicPr>
                   <pic:blipFill>
-                    <a:blip r:embed="rId21"/>
+                    <a:blip r:embed="rId23"/>
                     <a:stretch>
                       <a:fillRect/>
                     </a:stretch>
@@ -1750,18 +1963,33 @@
         </w:drawing>
       </w:r>
     </w:p>
-    <w:p/>
-    <w:p>
-      <w:pPr>
-        <w:rPr>
-          <w:rFonts w:hint="eastAsia"/>
-        </w:rPr>
-      </w:pPr>
-    </w:p>
-    <w:p/>
+    <w:p>
+      <w:pPr>
+        <w:rPr>
+          <w:rFonts w:hint="eastAsia"/>
+        </w:rPr>
+      </w:pPr>
+    </w:p>
+    <w:p>
+      <w:pPr>
+        <w:rPr>
+          <w:rFonts w:hint="eastAsia"/>
+        </w:rPr>
+      </w:pPr>
+    </w:p>
+    <w:p>
+      <w:pPr>
+        <w:rPr>
+          <w:rFonts w:hint="eastAsia"/>
+        </w:rPr>
+      </w:pPr>
+    </w:p>
     <w:p>
       <w:pPr>
         <w:outlineLvl w:val="1"/>
+        <w:rPr>
+          <w:rFonts w:hint="eastAsia"/>
+        </w:rPr>
       </w:pPr>
       <w:r>
         <w:rPr>
@@ -1770,7 +1998,13 @@
         <w:t>秋天</w:t>
       </w:r>
     </w:p>
-    <w:p/>
+    <w:p>
+      <w:pPr>
+        <w:rPr>
+          <w:rFonts w:hint="eastAsia"/>
+        </w:rPr>
+      </w:pPr>
+    </w:p>
     <w:p>
       <w:pPr>
         <w:rPr>
@@ -2023,6 +2257,11 @@
       </w:r>
     </w:p>
     <w:p>
+      <w:pPr>
+        <w:rPr>
+          <w:rFonts w:hint="eastAsia"/>
+        </w:rPr>
+      </w:pPr>
       <w:r>
         <w:rPr>
           <w:rFonts w:hint="eastAsia"/>
@@ -2044,7 +2283,13 @@
         <w:t>]]</w:t>
       </w:r>
     </w:p>
-    <w:p/>
+    <w:p>
+      <w:pPr>
+        <w:rPr>
+          <w:rFonts w:hint="eastAsia"/>
+        </w:rPr>
+      </w:pPr>
+    </w:p>
     <w:p>
       <w:pPr>
         <w:rPr>
@@ -2072,6 +2317,11 @@
       </w:r>
     </w:p>
     <w:p>
+      <w:pPr>
+        <w:rPr>
+          <w:rFonts w:hint="eastAsia"/>
+        </w:rPr>
+      </w:pPr>
       <w:r>
         <w:rPr>
           <w:rFonts w:hint="eastAsia"/>
@@ -2093,8 +2343,19 @@
         <w:t>平均_MEAN', 'W3_18-20天_平均温度变化率_RANGE', 'W3_18-20天_最高温度变化率_RANGE', 'W3_0-2天_最低温度变化率_MEAN', 'W3_6-8天_平均温度变化率_MEAN', 'W3_9-11天_最高温度变化率_MEAN', 'W3_21-23天_平均温度变化率_RANGE', 'W3_21-23天_最高温度变化率_RANGE']</w:t>
       </w:r>
     </w:p>
-    <w:p/>
-    <w:p>
+    <w:p>
+      <w:pPr>
+        <w:rPr>
+          <w:rFonts w:hint="eastAsia"/>
+        </w:rPr>
+      </w:pPr>
+    </w:p>
+    <w:p>
+      <w:pPr>
+        <w:rPr>
+          <w:rFonts w:hint="eastAsia"/>
+        </w:rPr>
+      </w:pPr>
       <w:r>
         <w:rPr>
           <w:rFonts w:hint="eastAsia"/>
@@ -2261,11 +2522,26 @@
         <w:t>Validation R2: 0.3623 (Test R2: 0.1912)</w:t>
       </w:r>
     </w:p>
-    <w:p/>
-    <w:p/>
+    <w:p>
+      <w:pPr>
+        <w:rPr>
+          <w:rFonts w:hint="eastAsia"/>
+        </w:rPr>
+      </w:pPr>
+    </w:p>
+    <w:p>
+      <w:pPr>
+        <w:rPr>
+          <w:rFonts w:hint="eastAsia"/>
+        </w:rPr>
+      </w:pPr>
+    </w:p>
     <w:p>
       <w:pPr>
         <w:outlineLvl w:val="1"/>
+        <w:rPr>
+          <w:rFonts w:hint="eastAsia"/>
+        </w:rPr>
       </w:pPr>
       <w:r>
         <w:rPr>
@@ -2519,6 +2795,11 @@
       </w:r>
     </w:p>
     <w:p>
+      <w:pPr>
+        <w:rPr>
+          <w:rFonts w:hint="eastAsia"/>
+        </w:rPr>
+      </w:pPr>
       <w:r>
         <w:rPr>
           <w:rFonts w:hint="eastAsia"/>
@@ -2609,6 +2890,11 @@
       </w:r>
     </w:p>
     <w:p>
+      <w:pPr>
+        <w:rPr>
+          <w:rFonts w:hint="eastAsia"/>
+        </w:rPr>
+      </w:pPr>
       <w:r>
         <w:rPr>
           <w:rFonts w:hint="eastAsia"/>
@@ -2616,8 +2902,19 @@
         <w:t>鸡舍温度-最低_MEAN']</w:t>
       </w:r>
     </w:p>
-    <w:p/>
-    <w:p>
+    <w:p>
+      <w:pPr>
+        <w:rPr>
+          <w:rFonts w:hint="eastAsia"/>
+        </w:rPr>
+      </w:pPr>
+    </w:p>
+    <w:p>
+      <w:pPr>
+        <w:rPr>
+          <w:rFonts w:hint="eastAsia"/>
+        </w:rPr>
+      </w:pPr>
       <w:r>
         <w:rPr>
           <w:rFonts w:hint="eastAsia"/>
@@ -2803,10 +3100,19 @@
         <w:t>Validation R2: 0.1051 (Test R2: 0.1618)</w:t>
       </w:r>
     </w:p>
-    <w:p/>
+    <w:p>
+      <w:pPr>
+        <w:rPr>
+          <w:rFonts w:hint="eastAsia"/>
+        </w:rPr>
+      </w:pPr>
+    </w:p>
     <w:p>
       <w:pPr>
         <w:outlineLvl w:val="0"/>
+        <w:rPr>
+          <w:rFonts w:hint="eastAsia"/>
+        </w:rPr>
       </w:pPr>
       <w:r>
         <w:rPr>
@@ -2815,7 +3121,13 @@
         <w:t>按日龄维度的水和温度建模结果</w:t>
       </w:r>
     </w:p>
-    <w:p/>
+    <w:p>
+      <w:pPr>
+        <w:rPr>
+          <w:rFonts w:hint="eastAsia"/>
+        </w:rPr>
+      </w:pPr>
+    </w:p>
     <w:p>
       <w:pPr>
         <w:rPr>
@@ -3068,6 +3380,11 @@
       </w:r>
     </w:p>
     <w:p>
+      <w:pPr>
+        <w:rPr>
+          <w:rFonts w:hint="eastAsia"/>
+        </w:rPr>
+      </w:pPr>
       <w:r>
         <w:rPr>
           <w:rFonts w:hint="eastAsia"/>
@@ -3089,8 +3406,19 @@
         <w:t>]]</w:t>
       </w:r>
     </w:p>
-    <w:p/>
-    <w:p>
+    <w:p>
+      <w:pPr>
+        <w:rPr>
+          <w:rFonts w:hint="eastAsia"/>
+        </w:rPr>
+      </w:pPr>
+    </w:p>
+    <w:p>
+      <w:pPr>
+        <w:rPr>
+          <w:rFonts w:hint="eastAsia"/>
+        </w:rPr>
+      </w:pPr>
       <w:r>
         <w:rPr>
           <w:rFonts w:hint="eastAsia"/>
@@ -3502,6 +3830,11 @@
       </w:r>
     </w:p>
     <w:p>
+      <w:pPr>
+        <w:rPr>
+          <w:rFonts w:hint="eastAsia"/>
+        </w:rPr>
+      </w:pPr>
       <w:r>
         <w:rPr>
           <w:rFonts w:hint="eastAsia"/>
@@ -3537,8 +3870,19 @@
         <w:t>', '最高温度变化率_前3天变化百分比', '每日温差_前1天变化', '平均温度变化率_前1天', '最高温度变化率', '温度1-平均_max', '平均温度变化率_前3天变化百分比']</w:t>
       </w:r>
     </w:p>
-    <w:p/>
-    <w:p>
+    <w:p>
+      <w:pPr>
+        <w:rPr>
+          <w:rFonts w:hint="eastAsia"/>
+        </w:rPr>
+      </w:pPr>
+    </w:p>
+    <w:p>
+      <w:pPr>
+        <w:rPr>
+          <w:rFonts w:hint="eastAsia"/>
+        </w:rPr>
+      </w:pPr>
       <w:r>
         <w:rPr>
           <w:rFonts w:hint="eastAsia"/>
@@ -3792,6 +4136,11 @@
       </w:r>
     </w:p>
     <w:p>
+      <w:pPr>
+        <w:rPr>
+          <w:rFonts w:hint="eastAsia"/>
+        </w:rPr>
+      </w:pPr>
       <w:r>
         <w:rPr>
           <w:rFonts w:hint="eastAsia"/>
@@ -3813,8 +4162,19 @@
         <w:t>]]</w:t>
       </w:r>
     </w:p>
-    <w:p/>
-    <w:p>
+    <w:p>
+      <w:pPr>
+        <w:rPr>
+          <w:rFonts w:hint="eastAsia"/>
+        </w:rPr>
+      </w:pPr>
+    </w:p>
+    <w:p>
+      <w:pPr>
+        <w:rPr>
+          <w:rFonts w:hint="eastAsia"/>
+        </w:rPr>
+      </w:pPr>
       <w:r>
         <w:t>['Water_前7天变化百分比', '</w:t>
       </w:r>
@@ -3836,6 +4196,11 @@
       </w:r>
     </w:p>
     <w:p>
+      <w:pPr>
+        <w:rPr>
+          <w:rFonts w:hint="eastAsia"/>
+        </w:rPr>
+      </w:pPr>
       <w:r>
         <w:t>                   'Feed_前7天变化百分比', '</w:t>
       </w:r>
@@ -3857,6 +4222,11 @@
       </w:r>
     </w:p>
     <w:p>
+      <w:pPr>
+        <w:rPr>
+          <w:rFonts w:hint="eastAsia"/>
+        </w:rPr>
+      </w:pPr>
       <w:r>
         <w:t>                   '</w:t>
       </w:r>
@@ -3886,6 +4256,11 @@
       </w:r>
     </w:p>
     <w:p>
+      <w:pPr>
+        <w:rPr>
+          <w:rFonts w:hint="eastAsia"/>
+        </w:rPr>
+      </w:pPr>
       <w:r>
         <w:t>                     '</w:t>
       </w:r>
@@ -3907,11 +4282,21 @@
       </w:r>
     </w:p>
     <w:p>
+      <w:pPr>
+        <w:rPr>
+          <w:rFonts w:hint="eastAsia"/>
+        </w:rPr>
+      </w:pPr>
       <w:r>
         <w:t>                       'Water_前7天变化', '每日温差', '最低温度变化率_前5天', '每日温差_前5天', '温度1-平均_max',</w:t>
       </w:r>
     </w:p>
     <w:p>
+      <w:pPr>
+        <w:rPr>
+          <w:rFonts w:hint="eastAsia"/>
+        </w:rPr>
+      </w:pPr>
       <w:r>
         <w:t>                         '</w:t>
       </w:r>
@@ -3946,6 +4331,11 @@
       </w:r>
     </w:p>
     <w:p>
+      <w:pPr>
+        <w:rPr>
+          <w:rFonts w:hint="eastAsia"/>
+        </w:rPr>
+      </w:pPr>
       <w:r>
         <w:rPr>
           <w:noProof/>
@@ -3966,7 +4356,7 @@
                     <pic:cNvPicPr/>
                   </pic:nvPicPr>
                   <pic:blipFill>
-                    <a:blip r:embed="rId22"/>
+                    <a:blip r:embed="rId24"/>
                     <a:stretch>
                       <a:fillRect/>
                     </a:stretch>
@@ -4260,6 +4650,11 @@
       </w:r>
     </w:p>
     <w:p>
+      <w:pPr>
+        <w:rPr>
+          <w:rFonts w:hint="eastAsia"/>
+        </w:rPr>
+      </w:pPr>
       <w:r>
         <w:rPr>
           <w:noProof/>
@@ -4280,7 +4675,7 @@
                     <pic:cNvPicPr/>
                   </pic:nvPicPr>
                   <pic:blipFill>
-                    <a:blip r:embed="rId23"/>
+                    <a:blip r:embed="rId25"/>
                     <a:stretch>
                       <a:fillRect/>
                     </a:stretch>
@@ -4626,7 +5021,7 @@
                     <pic:cNvPicPr/>
                   </pic:nvPicPr>
                   <pic:blipFill>
-                    <a:blip r:embed="rId24"/>
+                    <a:blip r:embed="rId26"/>
                     <a:stretch>
                       <a:fillRect/>
                     </a:stretch>
@@ -4933,6 +5328,11 @@
       </w:r>
     </w:p>
     <w:p>
+      <w:pPr>
+        <w:rPr>
+          <w:rFonts w:hint="eastAsia"/>
+        </w:rPr>
+      </w:pPr>
       <w:r>
         <w:rPr>
           <w:rFonts w:hint="eastAsia"/>
@@ -4941,6 +5341,11 @@
       </w:r>
     </w:p>
     <w:p>
+      <w:pPr>
+        <w:rPr>
+          <w:rFonts w:hint="eastAsia"/>
+        </w:rPr>
+      </w:pPr>
       <w:r>
         <w:rPr>
           <w:noProof/>
@@ -4961,7 +5366,7 @@
                     <pic:cNvPicPr/>
                   </pic:nvPicPr>
                   <pic:blipFill>
-                    <a:blip r:embed="rId25"/>
+                    <a:blip r:embed="rId27"/>
                     <a:stretch>
                       <a:fillRect/>
                     </a:stretch>
@@ -5242,6 +5647,11 @@
       </w:r>
     </w:p>
     <w:p>
+      <w:pPr>
+        <w:rPr>
+          <w:rFonts w:hint="eastAsia"/>
+        </w:rPr>
+      </w:pPr>
       <w:r>
         <w:rPr>
           <w:rFonts w:hint="eastAsia"/>
@@ -5249,7 +5659,13 @@
         <w:t>Totals                    21953   1.000000      17562   4391    0.200018</w:t>
       </w:r>
     </w:p>
-    <w:p/>
+    <w:p>
+      <w:pPr>
+        <w:rPr>
+          <w:rFonts w:hint="eastAsia"/>
+        </w:rPr>
+      </w:pPr>
+    </w:p>
     <w:p>
       <w:pPr>
         <w:rPr>
@@ -5276,7 +5692,7 @@
                     <pic:cNvPicPr/>
                   </pic:nvPicPr>
                   <pic:blipFill>
-                    <a:blip r:embed="rId26"/>
+                    <a:blip r:embed="rId28"/>
                     <a:stretch>
                       <a:fillRect/>
                     </a:stretch>
@@ -5297,7 +5713,13 @@
         </w:drawing>
       </w:r>
     </w:p>
-    <w:p/>
+    <w:p>
+      <w:pPr>
+        <w:rPr>
+          <w:rFonts w:hint="eastAsia"/>
+        </w:rPr>
+      </w:pPr>
+    </w:p>
     <w:p>
       <w:pPr>
         <w:rPr>
@@ -5665,6 +6087,11 @@
       </w:r>
     </w:p>
     <w:p>
+      <w:pPr>
+        <w:rPr>
+          <w:rFonts w:hint="eastAsia"/>
+        </w:rPr>
+      </w:pPr>
       <w:r>
         <w:rPr>
           <w:rFonts w:hint="eastAsia"/>
@@ -5672,8 +6099,19 @@
         <w:t>Totals                21953   1.000000      17562   4391    0.200018</w:t>
       </w:r>
     </w:p>
-    <w:p/>
-    <w:p>
+    <w:p>
+      <w:pPr>
+        <w:rPr>
+          <w:rFonts w:hint="eastAsia"/>
+        </w:rPr>
+      </w:pPr>
+    </w:p>
+    <w:p>
+      <w:pPr>
+        <w:rPr>
+          <w:rFonts w:hint="eastAsia"/>
+        </w:rPr>
+      </w:pPr>
       <w:r>
         <w:rPr>
           <w:noProof/>
@@ -5695,7 +6133,7 @@
                     <pic:cNvPicPr/>
                   </pic:nvPicPr>
                   <pic:blipFill>
-                    <a:blip r:embed="rId27"/>
+                    <a:blip r:embed="rId29"/>
                     <a:stretch>
                       <a:fillRect/>
                     </a:stretch>
@@ -6083,6 +6521,11 @@
       </w:r>
     </w:p>
     <w:p>
+      <w:pPr>
+        <w:rPr>
+          <w:rFonts w:hint="eastAsia"/>
+        </w:rPr>
+      </w:pPr>
       <w:r>
         <w:rPr>
           <w:rFonts w:hint="eastAsia"/>
@@ -6090,8 +6533,19 @@
         <w:t>Totals                 21953   1.000000      17562   4391    0.200018</w:t>
       </w:r>
     </w:p>
-    <w:p/>
-    <w:p>
+    <w:p>
+      <w:pPr>
+        <w:rPr>
+          <w:rFonts w:hint="eastAsia"/>
+        </w:rPr>
+      </w:pPr>
+    </w:p>
+    <w:p>
+      <w:pPr>
+        <w:rPr>
+          <w:rFonts w:hint="eastAsia"/>
+        </w:rPr>
+      </w:pPr>
       <w:r>
         <w:rPr>
           <w:noProof/>
@@ -6112,7 +6566,7 @@
                     <pic:cNvPicPr/>
                   </pic:nvPicPr>
                   <pic:blipFill>
-                    <a:blip r:embed="rId28"/>
+                    <a:blip r:embed="rId30"/>
                     <a:stretch>
                       <a:fillRect/>
                     </a:stretch>
@@ -6474,6 +6928,11 @@
       </w:r>
     </w:p>
     <w:p>
+      <w:pPr>
+        <w:rPr>
+          <w:rFonts w:hint="eastAsia"/>
+        </w:rPr>
+      </w:pPr>
       <w:r>
         <w:rPr>
           <w:rFonts w:hint="eastAsia"/>
@@ -6481,8 +6940,19 @@
         <w:t>Totals                21953   1.000000      17562   4391    0.200018</w:t>
       </w:r>
     </w:p>
-    <w:p/>
-    <w:p>
+    <w:p>
+      <w:pPr>
+        <w:rPr>
+          <w:rFonts w:hint="eastAsia"/>
+        </w:rPr>
+      </w:pPr>
+    </w:p>
+    <w:p>
+      <w:pPr>
+        <w:rPr>
+          <w:rFonts w:hint="eastAsia"/>
+        </w:rPr>
+      </w:pPr>
       <w:r>
         <w:rPr>
           <w:noProof/>
@@ -6503,7 +6973,7 @@
                     <pic:cNvPicPr/>
                   </pic:nvPicPr>
                   <pic:blipFill>
-                    <a:blip r:embed="rId29"/>
+                    <a:blip r:embed="rId31"/>
                     <a:stretch>
                       <a:fillRect/>
                     </a:stretch>
@@ -6918,6 +7388,11 @@
       </w:r>
     </w:p>
     <w:p>
+      <w:pPr>
+        <w:rPr>
+          <w:rFonts w:hint="eastAsia"/>
+        </w:rPr>
+      </w:pPr>
       <w:r>
         <w:rPr>
           <w:rFonts w:hint="eastAsia"/>
@@ -6925,8 +7400,19 @@
         <w:t>Totals                 21953   1.000000      17562   4391    0.200018</w:t>
       </w:r>
     </w:p>
-    <w:p/>
-    <w:p>
+    <w:p>
+      <w:pPr>
+        <w:rPr>
+          <w:rFonts w:hint="eastAsia"/>
+        </w:rPr>
+      </w:pPr>
+    </w:p>
+    <w:p>
+      <w:pPr>
+        <w:rPr>
+          <w:rFonts w:hint="eastAsia"/>
+        </w:rPr>
+      </w:pPr>
       <w:r>
         <w:rPr>
           <w:noProof/>
@@ -6948,7 +7434,7 @@
                     <pic:cNvPicPr/>
                   </pic:nvPicPr>
                   <pic:blipFill>
-                    <a:blip r:embed="rId30"/>
+                    <a:blip r:embed="rId32"/>
                     <a:stretch>
                       <a:fillRect/>
                     </a:stretch>
@@ -7255,6 +7741,11 @@
       </w:r>
     </w:p>
     <w:p>
+      <w:pPr>
+        <w:rPr>
+          <w:rFonts w:hint="eastAsia"/>
+        </w:rPr>
+      </w:pPr>
       <w:r>
         <w:rPr>
           <w:rFonts w:hint="eastAsia"/>
@@ -7262,8 +7753,19 @@
         <w:t>Totals                21953   1.000000      17562   4391    0.200018</w:t>
       </w:r>
     </w:p>
-    <w:p/>
-    <w:p>
+    <w:p>
+      <w:pPr>
+        <w:rPr>
+          <w:rFonts w:hint="eastAsia"/>
+        </w:rPr>
+      </w:pPr>
+    </w:p>
+    <w:p>
+      <w:pPr>
+        <w:rPr>
+          <w:rFonts w:hint="eastAsia"/>
+        </w:rPr>
+      </w:pPr>
       <w:r>
         <w:rPr>
           <w:noProof/>
@@ -7284,7 +7786,7 @@
                     <pic:cNvPicPr/>
                   </pic:nvPicPr>
                   <pic:blipFill>
-                    <a:blip r:embed="rId31"/>
+                    <a:blip r:embed="rId33"/>
                     <a:stretch>
                       <a:fillRect/>
                     </a:stretch>
@@ -7646,6 +8148,11 @@
       </w:r>
     </w:p>
     <w:p>
+      <w:pPr>
+        <w:rPr>
+          <w:rFonts w:hint="eastAsia"/>
+        </w:rPr>
+      </w:pPr>
       <w:r>
         <w:rPr>
           <w:rFonts w:hint="eastAsia"/>
@@ -7653,8 +8160,19 @@
         <w:t>Totals                     21953   1.000000      17562   4391    0.200018</w:t>
       </w:r>
     </w:p>
-    <w:p/>
-    <w:p>
+    <w:p>
+      <w:pPr>
+        <w:rPr>
+          <w:rFonts w:hint="eastAsia"/>
+        </w:rPr>
+      </w:pPr>
+    </w:p>
+    <w:p>
+      <w:pPr>
+        <w:rPr>
+          <w:rFonts w:hint="eastAsia"/>
+        </w:rPr>
+      </w:pPr>
       <w:r>
         <w:rPr>
           <w:noProof/>
@@ -7675,7 +8193,7 @@
                     <pic:cNvPicPr/>
                   </pic:nvPicPr>
                   <pic:blipFill>
-                    <a:blip r:embed="rId32"/>
+                    <a:blip r:embed="rId34"/>
                     <a:stretch>
                       <a:fillRect/>
                     </a:stretch>
@@ -8009,6 +8527,11 @@
       </w:r>
     </w:p>
     <w:p>
+      <w:pPr>
+        <w:rPr>
+          <w:rFonts w:hint="eastAsia"/>
+        </w:rPr>
+      </w:pPr>
       <w:r>
         <w:rPr>
           <w:rFonts w:hint="eastAsia"/>
@@ -8016,9 +8539,26 @@
         <w:t>Totals                 21953   1.000000      17562   4391    0.200018</w:t>
       </w:r>
     </w:p>
-    <w:p/>
-    <w:p/>
-    <w:p>
+    <w:p>
+      <w:pPr>
+        <w:rPr>
+          <w:rFonts w:hint="eastAsia"/>
+        </w:rPr>
+      </w:pPr>
+    </w:p>
+    <w:p>
+      <w:pPr>
+        <w:rPr>
+          <w:rFonts w:hint="eastAsia"/>
+        </w:rPr>
+      </w:pPr>
+    </w:p>
+    <w:p>
+      <w:pPr>
+        <w:rPr>
+          <w:rFonts w:hint="eastAsia"/>
+        </w:rPr>
+      </w:pPr>
       <w:r>
         <w:rPr>
           <w:noProof/>
@@ -8040,7 +8580,7 @@
                     <pic:cNvPicPr/>
                   </pic:nvPicPr>
                   <pic:blipFill>
-                    <a:blip r:embed="rId33"/>
+                    <a:blip r:embed="rId35"/>
                     <a:stretch>
                       <a:fillRect/>
                     </a:stretch>
@@ -8347,6 +8887,11 @@
       </w:r>
     </w:p>
     <w:p>
+      <w:pPr>
+        <w:rPr>
+          <w:rFonts w:hint="eastAsia"/>
+        </w:rPr>
+      </w:pPr>
       <w:r>
         <w:rPr>
           <w:rFonts w:hint="eastAsia"/>
@@ -8354,8 +8899,19 @@
         <w:t>Totals                    21953   1.000000      17562   4391    0.200018</w:t>
       </w:r>
     </w:p>
-    <w:p/>
-    <w:p>
+    <w:p>
+      <w:pPr>
+        <w:rPr>
+          <w:rFonts w:hint="eastAsia"/>
+        </w:rPr>
+      </w:pPr>
+    </w:p>
+    <w:p>
+      <w:pPr>
+        <w:rPr>
+          <w:rFonts w:hint="eastAsia"/>
+        </w:rPr>
+      </w:pPr>
       <w:r>
         <w:rPr>
           <w:noProof/>
@@ -8377,7 +8933,7 @@
                     <pic:cNvPicPr/>
                   </pic:nvPicPr>
                   <pic:blipFill>
-                    <a:blip r:embed="rId34"/>
+                    <a:blip r:embed="rId36"/>
                     <a:stretch>
                       <a:fillRect/>
                     </a:stretch>
@@ -8657,6 +9213,11 @@
       </w:r>
     </w:p>
     <w:p>
+      <w:pPr>
+        <w:rPr>
+          <w:rFonts w:hint="eastAsia"/>
+        </w:rPr>
+      </w:pPr>
       <w:r>
         <w:rPr>
           <w:rFonts w:hint="eastAsia"/>
@@ -8664,8 +9225,19 @@
         <w:t>Totals                  21953   1.000000      17562   4391    0.200018</w:t>
       </w:r>
     </w:p>
-    <w:p/>
-    <w:p>
+    <w:p>
+      <w:pPr>
+        <w:rPr>
+          <w:rFonts w:hint="eastAsia"/>
+        </w:rPr>
+      </w:pPr>
+    </w:p>
+    <w:p>
+      <w:pPr>
+        <w:rPr>
+          <w:rFonts w:hint="eastAsia"/>
+        </w:rPr>
+      </w:pPr>
       <w:r>
         <w:rPr>
           <w:noProof/>
@@ -8687,7 +9259,7 @@
                     <pic:cNvPicPr/>
                   </pic:nvPicPr>
                   <pic:blipFill>
-                    <a:blip r:embed="rId35"/>
+                    <a:blip r:embed="rId37"/>
                     <a:stretch>
                       <a:fillRect/>
                     </a:stretch>
@@ -9021,6 +9593,11 @@
       </w:r>
     </w:p>
     <w:p>
+      <w:pPr>
+        <w:rPr>
+          <w:rFonts w:hint="eastAsia"/>
+        </w:rPr>
+      </w:pPr>
       <w:r>
         <w:rPr>
           <w:rFonts w:hint="eastAsia"/>
@@ -9028,9 +9605,26 @@
         <w:t>Totals                21953   1.000000      17562   4391    0.200018</w:t>
       </w:r>
     </w:p>
-    <w:p/>
-    <w:p/>
-    <w:p>
+    <w:p>
+      <w:pPr>
+        <w:rPr>
+          <w:rFonts w:hint="eastAsia"/>
+        </w:rPr>
+      </w:pPr>
+    </w:p>
+    <w:p>
+      <w:pPr>
+        <w:rPr>
+          <w:rFonts w:hint="eastAsia"/>
+        </w:rPr>
+      </w:pPr>
+    </w:p>
+    <w:p>
+      <w:pPr>
+        <w:rPr>
+          <w:rFonts w:hint="eastAsia"/>
+        </w:rPr>
+      </w:pPr>
       <w:r>
         <w:rPr>
           <w:noProof/>
@@ -9052,7 +9646,7 @@
                     <pic:cNvPicPr/>
                   </pic:nvPicPr>
                   <pic:blipFill>
-                    <a:blip r:embed="rId36"/>
+                    <a:blip r:embed="rId38"/>
                     <a:stretch>
                       <a:fillRect/>
                     </a:stretch>
@@ -9440,6 +10034,11 @@
       </w:r>
     </w:p>
     <w:p>
+      <w:pPr>
+        <w:rPr>
+          <w:rFonts w:hint="eastAsia"/>
+        </w:rPr>
+      </w:pPr>
       <w:r>
         <w:rPr>
           <w:rFonts w:hint="eastAsia"/>
@@ -9447,8 +10046,19 @@
         <w:t>Totals                     21953   1.000000      17562   4391    0.200018</w:t>
       </w:r>
     </w:p>
-    <w:p/>
-    <w:p>
+    <w:p>
+      <w:pPr>
+        <w:rPr>
+          <w:rFonts w:hint="eastAsia"/>
+        </w:rPr>
+      </w:pPr>
+    </w:p>
+    <w:p>
+      <w:pPr>
+        <w:rPr>
+          <w:rFonts w:hint="eastAsia"/>
+        </w:rPr>
+      </w:pPr>
       <w:r>
         <w:rPr>
           <w:noProof/>
@@ -9470,7 +10080,7 @@
                     <pic:cNvPicPr/>
                   </pic:nvPicPr>
                   <pic:blipFill>
-                    <a:blip r:embed="rId37"/>
+                    <a:blip r:embed="rId39"/>
                     <a:stretch>
                       <a:fillRect/>
                     </a:stretch>
@@ -9777,6 +10387,11 @@
       </w:r>
     </w:p>
     <w:p>
+      <w:pPr>
+        <w:rPr>
+          <w:rFonts w:hint="eastAsia"/>
+        </w:rPr>
+      </w:pPr>
       <w:r>
         <w:rPr>
           <w:rFonts w:hint="eastAsia"/>
@@ -9785,6 +10400,11 @@
       </w:r>
     </w:p>
     <w:p>
+      <w:pPr>
+        <w:rPr>
+          <w:rFonts w:hint="eastAsia"/>
+        </w:rPr>
+      </w:pPr>
       <w:r>
         <w:rPr>
           <w:noProof/>
@@ -9806,7 +10426,7 @@
                     <pic:cNvPicPr/>
                   </pic:nvPicPr>
                   <pic:blipFill>
-                    <a:blip r:embed="rId38"/>
+                    <a:blip r:embed="rId40"/>
                     <a:stretch>
                       <a:fillRect/>
                     </a:stretch>
@@ -9827,7 +10447,13 @@
         </w:drawing>
       </w:r>
     </w:p>
-    <w:p/>
+    <w:p>
+      <w:pPr>
+        <w:rPr>
+          <w:rFonts w:hint="eastAsia"/>
+        </w:rPr>
+      </w:pPr>
+    </w:p>
     <w:p>
       <w:pPr>
         <w:rPr>
@@ -10168,6 +10794,11 @@
       </w:r>
     </w:p>
     <w:p>
+      <w:pPr>
+        <w:rPr>
+          <w:rFonts w:hint="eastAsia"/>
+        </w:rPr>
+      </w:pPr>
       <w:r>
         <w:rPr>
           <w:rFonts w:hint="eastAsia"/>
@@ -10175,8 +10806,19 @@
         <w:t>Totals                  21953   1.000000      17562   4391    0.200018</w:t>
       </w:r>
     </w:p>
-    <w:p/>
-    <w:p>
+    <w:p>
+      <w:pPr>
+        <w:rPr>
+          <w:rFonts w:hint="eastAsia"/>
+        </w:rPr>
+      </w:pPr>
+    </w:p>
+    <w:p>
+      <w:pPr>
+        <w:rPr>
+          <w:rFonts w:hint="eastAsia"/>
+        </w:rPr>
+      </w:pPr>
       <w:r>
         <w:rPr>
           <w:noProof/>
@@ -10198,7 +10840,7 @@
                     <pic:cNvPicPr/>
                   </pic:nvPicPr>
                   <pic:blipFill>
-                    <a:blip r:embed="rId39"/>
+                    <a:blip r:embed="rId41"/>
                     <a:stretch>
                       <a:fillRect/>
                     </a:stretch>
@@ -10532,6 +11174,11 @@
       </w:r>
     </w:p>
     <w:p>
+      <w:pPr>
+        <w:rPr>
+          <w:rFonts w:hint="eastAsia"/>
+        </w:rPr>
+      </w:pPr>
       <w:r>
         <w:rPr>
           <w:rFonts w:hint="eastAsia"/>
@@ -10539,8 +11186,19 @@
         <w:t>Totals                  21953   1.000000      17562   4391    0.200018</w:t>
       </w:r>
     </w:p>
-    <w:p/>
-    <w:p>
+    <w:p>
+      <w:pPr>
+        <w:rPr>
+          <w:rFonts w:hint="eastAsia"/>
+        </w:rPr>
+      </w:pPr>
+    </w:p>
+    <w:p>
+      <w:pPr>
+        <w:rPr>
+          <w:rFonts w:hint="eastAsia"/>
+        </w:rPr>
+      </w:pPr>
       <w:r>
         <w:rPr>
           <w:noProof/>
@@ -10562,7 +11220,7 @@
                     <pic:cNvPicPr/>
                   </pic:nvPicPr>
                   <pic:blipFill>
-                    <a:blip r:embed="rId40"/>
+                    <a:blip r:embed="rId42"/>
                     <a:stretch>
                       <a:fillRect/>
                     </a:stretch>
@@ -10583,7 +11241,13 @@
         </w:drawing>
       </w:r>
     </w:p>
-    <w:p/>
+    <w:p>
+      <w:pPr>
+        <w:rPr>
+          <w:rFonts w:hint="eastAsia"/>
+        </w:rPr>
+      </w:pPr>
+    </w:p>
     <w:p>
       <w:pPr>
         <w:rPr>
@@ -10843,6 +11507,11 @@
       </w:r>
     </w:p>
     <w:p>
+      <w:pPr>
+        <w:rPr>
+          <w:rFonts w:hint="eastAsia"/>
+        </w:rPr>
+      </w:pPr>
       <w:r>
         <w:rPr>
           <w:rFonts w:hint="eastAsia"/>
@@ -10850,8 +11519,19 @@
         <w:t>Totals                  21953   1.000000      17562   4391    0.200018</w:t>
       </w:r>
     </w:p>
-    <w:p/>
-    <w:p>
+    <w:p>
+      <w:pPr>
+        <w:rPr>
+          <w:rFonts w:hint="eastAsia"/>
+        </w:rPr>
+      </w:pPr>
+    </w:p>
+    <w:p>
+      <w:pPr>
+        <w:rPr>
+          <w:rFonts w:hint="eastAsia"/>
+        </w:rPr>
+      </w:pPr>
       <w:r>
         <w:rPr>
           <w:noProof/>
@@ -10873,7 +11553,7 @@
                     <pic:cNvPicPr/>
                   </pic:nvPicPr>
                   <pic:blipFill>
-                    <a:blip r:embed="rId41"/>
+                    <a:blip r:embed="rId43"/>
                     <a:stretch>
                       <a:fillRect/>
                     </a:stretch>
@@ -11261,6 +11941,11 @@
       </w:r>
     </w:p>
     <w:p>
+      <w:pPr>
+        <w:rPr>
+          <w:rFonts w:hint="eastAsia"/>
+        </w:rPr>
+      </w:pPr>
       <w:r>
         <w:rPr>
           <w:rFonts w:hint="eastAsia"/>
@@ -11268,8 +11953,19 @@
         <w:t>Totals                    21953   1.000000      17562   4391    0.200018</w:t>
       </w:r>
     </w:p>
-    <w:p/>
-    <w:p>
+    <w:p>
+      <w:pPr>
+        <w:rPr>
+          <w:rFonts w:hint="eastAsia"/>
+        </w:rPr>
+      </w:pPr>
+    </w:p>
+    <w:p>
+      <w:pPr>
+        <w:rPr>
+          <w:rFonts w:hint="eastAsia"/>
+        </w:rPr>
+      </w:pPr>
       <w:r>
         <w:rPr>
           <w:noProof/>
@@ -11291,7 +11987,7 @@
                     <pic:cNvPicPr/>
                   </pic:nvPicPr>
                   <pic:blipFill>
-                    <a:blip r:embed="rId42"/>
+                    <a:blip r:embed="rId44"/>
                     <a:stretch>
                       <a:fillRect/>
                     </a:stretch>
@@ -11706,6 +12402,11 @@
       </w:r>
     </w:p>
     <w:p>
+      <w:pPr>
+        <w:rPr>
+          <w:rFonts w:hint="eastAsia"/>
+        </w:rPr>
+      </w:pPr>
       <w:r>
         <w:rPr>
           <w:rFonts w:hint="eastAsia"/>
@@ -11713,8 +12414,19 @@
         <w:t>Totals                  21953   1.000000      17562   4391    0.200018</w:t>
       </w:r>
     </w:p>
-    <w:p/>
-    <w:p>
+    <w:p>
+      <w:pPr>
+        <w:rPr>
+          <w:rFonts w:hint="eastAsia"/>
+        </w:rPr>
+      </w:pPr>
+    </w:p>
+    <w:p>
+      <w:pPr>
+        <w:rPr>
+          <w:rFonts w:hint="eastAsia"/>
+        </w:rPr>
+      </w:pPr>
       <w:r>
         <w:rPr>
           <w:noProof/>
@@ -11736,7 +12448,7 @@
                     <pic:cNvPicPr/>
                   </pic:nvPicPr>
                   <pic:blipFill>
-                    <a:blip r:embed="rId43"/>
+                    <a:blip r:embed="rId45"/>
                     <a:stretch>
                       <a:fillRect/>
                     </a:stretch>
@@ -11757,7 +12469,13 @@
         </w:drawing>
       </w:r>
     </w:p>
-    <w:p/>
+    <w:p>
+      <w:pPr>
+        <w:rPr>
+          <w:rFonts w:hint="eastAsia"/>
+        </w:rPr>
+      </w:pPr>
+    </w:p>
     <w:p>
       <w:pPr>
         <w:rPr>
@@ -11990,6 +12708,11 @@
       </w:r>
     </w:p>
     <w:p>
+      <w:pPr>
+        <w:rPr>
+          <w:rFonts w:hint="eastAsia"/>
+        </w:rPr>
+      </w:pPr>
       <w:r>
         <w:rPr>
           <w:rFonts w:hint="eastAsia"/>
@@ -11997,8 +12720,19 @@
         <w:t>Totals                21953   1.000000      17562   4391    0.200018</w:t>
       </w:r>
     </w:p>
-    <w:p/>
-    <w:p>
+    <w:p>
+      <w:pPr>
+        <w:rPr>
+          <w:rFonts w:hint="eastAsia"/>
+        </w:rPr>
+      </w:pPr>
+    </w:p>
+    <w:p>
+      <w:pPr>
+        <w:rPr>
+          <w:rFonts w:hint="eastAsia"/>
+        </w:rPr>
+      </w:pPr>
       <w:r>
         <w:rPr>
           <w:noProof/>
@@ -12020,7 +12754,7 @@
                     <pic:cNvPicPr/>
                   </pic:nvPicPr>
                   <pic:blipFill>
-                    <a:blip r:embed="rId44"/>
+                    <a:blip r:embed="rId46"/>
                     <a:stretch>
                       <a:fillRect/>
                     </a:stretch>
@@ -12366,6 +13100,1975 @@
         <w:t>Totals                21953   1.000000      17562   4391    0.200018</w:t>
       </w:r>
     </w:p>
+    <w:p>
+      <w:pPr>
+        <w:rPr>
+          <w:rFonts w:hint="eastAsia"/>
+        </w:rPr>
+      </w:pPr>
+    </w:p>
+    <w:p>
+      <w:pPr>
+        <w:rPr>
+          <w:rFonts w:hint="eastAsia"/>
+        </w:rPr>
+      </w:pPr>
+    </w:p>
+    <w:p>
+      <w:pPr>
+        <w:outlineLvl w:val="0"/>
+        <w:rPr>
+          <w:rFonts w:hint="eastAsia"/>
+        </w:rPr>
+      </w:pPr>
+      <w:r>
+        <w:rPr>
+          <w:rFonts w:hint="eastAsia"/>
+        </w:rPr>
+        <w:t>EEF分析</w:t>
+      </w:r>
+      <w:r>
+        <w:rPr>
+          <w:rFonts w:hint="eastAsia"/>
+        </w:rPr>
+        <w:t>（三天滑窗）</w:t>
+      </w:r>
+    </w:p>
+    <w:p>
+      <w:pPr>
+        <w:rPr>
+          <w:rFonts w:hint="eastAsia"/>
+        </w:rPr>
+      </w:pPr>
+      <w:r>
+        <w:rPr>
+          <w:rFonts w:hint="eastAsia"/>
+        </w:rPr>
+        <w:t>正负样本分布</w:t>
+      </w:r>
+    </w:p>
+    <w:p>
+      <w:pPr>
+        <w:rPr>
+          <w:rFonts w:hint="eastAsia"/>
+        </w:rPr>
+      </w:pPr>
+      <w:r>
+        <w:rPr>
+          <w:rFonts w:hint="eastAsia"/>
+        </w:rPr>
+        <w:t>1      9</w:t>
+      </w:r>
+    </w:p>
+    <w:p>
+      <w:pPr>
+        <w:rPr>
+          <w:rFonts w:hint="eastAsia"/>
+        </w:rPr>
+      </w:pPr>
+      <w:r>
+        <w:rPr>
+          <w:rFonts w:hint="eastAsia"/>
+        </w:rPr>
+        <w:t>12    50</w:t>
+      </w:r>
+    </w:p>
+    <w:p>
+      <w:pPr>
+        <w:rPr>
+          <w:rFonts w:hint="eastAsia"/>
+        </w:rPr>
+      </w:pPr>
+      <w:r>
+        <w:rPr>
+          <w:rFonts w:hint="eastAsia"/>
+        </w:rPr>
+        <w:t>2     22</w:t>
+      </w:r>
+    </w:p>
+    <w:p>
+      <w:pPr>
+        <w:rPr>
+          <w:rFonts w:hint="eastAsia"/>
+        </w:rPr>
+      </w:pPr>
+      <w:r>
+        <w:rPr>
+          <w:rFonts w:hint="eastAsia"/>
+        </w:rPr>
+        <w:t>10    52</w:t>
+      </w:r>
+    </w:p>
+    <w:p>
+      <w:pPr>
+        <w:rPr>
+          <w:rFonts w:hint="eastAsia"/>
+        </w:rPr>
+      </w:pPr>
+      <w:r>
+        <w:rPr>
+          <w:rFonts w:hint="eastAsia"/>
+        </w:rPr>
+        <w:t>11     3</w:t>
+      </w:r>
+    </w:p>
+    <w:p>
+      <w:pPr>
+        <w:rPr>
+          <w:rFonts w:hint="eastAsia"/>
+        </w:rPr>
+      </w:pPr>
+      <w:r>
+        <w:rPr>
+          <w:rFonts w:hint="eastAsia"/>
+        </w:rPr>
+        <w:t>8     1</w:t>
+      </w:r>
+    </w:p>
+    <w:p>
+      <w:pPr>
+        <w:rPr>
+          <w:rFonts w:hint="eastAsia"/>
+        </w:rPr>
+      </w:pPr>
+      <w:r>
+        <w:rPr>
+          <w:rFonts w:hint="eastAsia"/>
+        </w:rPr>
+        <w:t>9    35</w:t>
+      </w:r>
+    </w:p>
+    <w:p>
+      <w:pPr>
+        <w:rPr>
+          <w:rFonts w:hint="eastAsia"/>
+        </w:rPr>
+      </w:pPr>
+      <w:r>
+        <w:rPr>
+          <w:rFonts w:hint="eastAsia"/>
+        </w:rPr>
+        <w:t>3    27</w:t>
+      </w:r>
+    </w:p>
+    <w:p>
+      <w:pPr>
+        <w:rPr>
+          <w:rFonts w:hint="eastAsia"/>
+        </w:rPr>
+      </w:pPr>
+    </w:p>
+    <w:p>
+      <w:pPr>
+        <w:outlineLvl w:val="1"/>
+        <w:rPr>
+          <w:rFonts w:hint="eastAsia"/>
+        </w:rPr>
+      </w:pPr>
+      <w:r>
+        <w:rPr>
+          <w:rFonts w:hint="eastAsia"/>
+        </w:rPr>
+        <w:lastRenderedPageBreak/>
+        <w:t>冬季</w:t>
+      </w:r>
+    </w:p>
+    <w:p>
+      <w:pPr>
+        <w:rPr>
+          <w:rFonts w:hint="eastAsia"/>
+        </w:rPr>
+      </w:pPr>
+      <w:r>
+        <w:rPr>
+          <w:rFonts w:hint="eastAsia"/>
+        </w:rPr>
+        <w:t>=== 测试集评估 ===</w:t>
+      </w:r>
+    </w:p>
+    <w:p>
+      <w:pPr>
+        <w:rPr>
+          <w:rFonts w:hint="eastAsia"/>
+        </w:rPr>
+      </w:pPr>
+      <w:r>
+        <w:rPr>
+          <w:rFonts w:hint="eastAsia"/>
+        </w:rPr>
+        <w:t>AUC Score: 0.7084415584415584</w:t>
+      </w:r>
+    </w:p>
+    <w:p>
+      <w:pPr>
+        <w:rPr>
+          <w:rFonts w:hint="eastAsia"/>
+        </w:rPr>
+      </w:pPr>
+      <w:r>
+        <w:rPr>
+          <w:rFonts w:hint="eastAsia"/>
+        </w:rPr>
+        <w:t>Balanced Accuracy: 0.6535714285714286</w:t>
+      </w:r>
+    </w:p>
+    <w:p>
+      <w:pPr>
+        <w:rPr>
+          <w:rFonts w:hint="eastAsia"/>
+        </w:rPr>
+      </w:pPr>
+      <w:r>
+        <w:rPr>
+          <w:rFonts w:hint="eastAsia"/>
+        </w:rPr>
+        <w:t>F1-Score: 0.45</w:t>
+      </w:r>
+    </w:p>
+    <w:p>
+      <w:pPr>
+        <w:rPr>
+          <w:rFonts w:hint="eastAsia"/>
+        </w:rPr>
+      </w:pPr>
+      <w:r>
+        <w:rPr>
+          <w:rFonts w:hint="eastAsia"/>
+        </w:rPr>
+        <w:t>MCC: 0.30714285714285716</w:t>
+      </w:r>
+    </w:p>
+    <w:p>
+      <w:pPr>
+        <w:rPr>
+          <w:rFonts w:hint="eastAsia"/>
+        </w:rPr>
+      </w:pPr>
+      <w:r>
+        <w:rPr>
+          <w:rFonts w:hint="eastAsia"/>
+        </w:rPr>
+        <w:t>Confusion Matrix:</w:t>
+      </w:r>
+    </w:p>
+    <w:p>
+      <w:pPr>
+        <w:rPr>
+          <w:rFonts w:hint="eastAsia"/>
+        </w:rPr>
+      </w:pPr>
+      <w:r>
+        <w:rPr>
+          <w:rFonts w:hint="eastAsia"/>
+        </w:rPr>
+        <w:t xml:space="preserve"> [[66 11]</w:t>
+      </w:r>
+    </w:p>
+    <w:p>
+      <w:pPr>
+        <w:rPr>
+          <w:rFonts w:hint="eastAsia"/>
+        </w:rPr>
+      </w:pPr>
+      <w:r>
+        <w:rPr>
+          <w:rFonts w:hint="eastAsia"/>
+        </w:rPr>
+        <w:t xml:space="preserve"> [</w:t>
+      </w:r>
+      <w:proofErr w:type="gramStart"/>
+      <w:r>
+        <w:rPr>
+          <w:rFonts w:hint="eastAsia"/>
+        </w:rPr>
+        <w:t>11  9</w:t>
+      </w:r>
+      <w:proofErr w:type="gramEnd"/>
+      <w:r>
+        <w:rPr>
+          <w:rFonts w:hint="eastAsia"/>
+        </w:rPr>
+        <w:t>]]</w:t>
+      </w:r>
+    </w:p>
+    <w:p>
+      <w:pPr>
+        <w:rPr>
+          <w:rFonts w:hint="eastAsia"/>
+        </w:rPr>
+      </w:pPr>
+    </w:p>
+    <w:p>
+      <w:pPr>
+        <w:rPr>
+          <w:rFonts w:hint="eastAsia"/>
+        </w:rPr>
+      </w:pPr>
+      <w:r>
+        <w:rPr>
+          <w:rFonts w:hint="eastAsia"/>
+        </w:rPr>
+        <w:t>=== 跨期验证集评估 ===</w:t>
+      </w:r>
+    </w:p>
+    <w:p>
+      <w:pPr>
+        <w:rPr>
+          <w:rFonts w:hint="eastAsia"/>
+        </w:rPr>
+      </w:pPr>
+      <w:r>
+        <w:rPr>
+          <w:rFonts w:hint="eastAsia"/>
+        </w:rPr>
+        <w:t>Validation AUC Score: 0.7971153846153846</w:t>
+      </w:r>
+    </w:p>
+    <w:p>
+      <w:pPr>
+        <w:rPr>
+          <w:rFonts w:hint="eastAsia"/>
+        </w:rPr>
+      </w:pPr>
+      <w:r>
+        <w:rPr>
+          <w:rFonts w:hint="eastAsia"/>
+        </w:rPr>
+        <w:t>Validation Balanced Accuracy: 0.6653846153846155</w:t>
+      </w:r>
+    </w:p>
+    <w:p>
+      <w:pPr>
+        <w:rPr>
+          <w:rFonts w:hint="eastAsia"/>
+        </w:rPr>
+      </w:pPr>
+      <w:r>
+        <w:rPr>
+          <w:rFonts w:hint="eastAsia"/>
+        </w:rPr>
+        <w:t>Validation F1-Score: 0.45714285714285713</w:t>
+      </w:r>
+    </w:p>
+    <w:p>
+      <w:pPr>
+        <w:rPr>
+          <w:rFonts w:hint="eastAsia"/>
+        </w:rPr>
+      </w:pPr>
+      <w:r>
+        <w:rPr>
+          <w:rFonts w:hint="eastAsia"/>
+        </w:rPr>
+        <w:t>Validation MCC: 0.3107914965315362</w:t>
+      </w:r>
+    </w:p>
+    <w:p>
+      <w:pPr>
+        <w:rPr>
+          <w:rFonts w:hint="eastAsia"/>
+        </w:rPr>
+      </w:pPr>
+      <w:r>
+        <w:rPr>
+          <w:rFonts w:hint="eastAsia"/>
+        </w:rPr>
+        <w:t>Validation Confusion Matrix:</w:t>
+      </w:r>
+    </w:p>
+    <w:p>
+      <w:pPr>
+        <w:rPr>
+          <w:rFonts w:hint="eastAsia"/>
+        </w:rPr>
+      </w:pPr>
+      <w:r>
+        <w:rPr>
+          <w:rFonts w:hint="eastAsia"/>
+        </w:rPr>
+        <w:t xml:space="preserve"> [[54 11]</w:t>
+      </w:r>
+    </w:p>
+    <w:p>
+      <w:pPr>
+        <w:rPr>
+          <w:rFonts w:hint="eastAsia"/>
+        </w:rPr>
+      </w:pPr>
+      <w:r>
+        <w:rPr>
+          <w:rFonts w:hint="eastAsia"/>
+        </w:rPr>
+        <w:t xml:space="preserve"> [ </w:t>
+      </w:r>
+      <w:proofErr w:type="gramStart"/>
+      <w:r>
+        <w:rPr>
+          <w:rFonts w:hint="eastAsia"/>
+        </w:rPr>
+        <w:t>8  8</w:t>
+      </w:r>
+      <w:proofErr w:type="gramEnd"/>
+      <w:r>
+        <w:rPr>
+          <w:rFonts w:hint="eastAsia"/>
+        </w:rPr>
+        <w:t>]]</w:t>
+      </w:r>
+    </w:p>
+    <w:p>
+      <w:pPr>
+        <w:rPr>
+          <w:rFonts w:hint="eastAsia"/>
+        </w:rPr>
+      </w:pPr>
+    </w:p>
+    <w:p>
+      <w:pPr>
+        <w:rPr>
+          <w:rFonts w:hint="eastAsia"/>
+        </w:rPr>
+      </w:pPr>
+      <w:r>
+        <w:rPr>
+          <w:rFonts w:hint="eastAsia"/>
+        </w:rPr>
+        <w:t>重要变量</w:t>
+      </w:r>
+    </w:p>
+    <w:p>
+      <w:pPr>
+        <w:rPr>
+          <w:rFonts w:hint="eastAsia"/>
+        </w:rPr>
+      </w:pPr>
+      <w:r>
+        <w:rPr>
+          <w:rFonts w:hint="eastAsia"/>
+        </w:rPr>
+        <w:t>['W3_21-23天_最高温度变化率_MEAN', 'W3_6-8天_鸡舍温度-平均_RANGE', 'W3_6-8天_鸡舍温度-最高_RANGE', 'W3_12-14天_最低温度变化率_MEAN', 'DENSITY', 'W3_12-14天_鸡舍温度-最低_MEAN', 'W3_21-23天_最低温度变化率_MEAN', 'W3_15-17天_每日温差_RANGE', 'W3_6-8天_</w:t>
+      </w:r>
+      <w:proofErr w:type="gramStart"/>
+      <w:r>
+        <w:rPr>
+          <w:rFonts w:hint="eastAsia"/>
+        </w:rPr>
+        <w:t>外部-</w:t>
+      </w:r>
+      <w:proofErr w:type="gramEnd"/>
+      <w:r>
+        <w:rPr>
+          <w:rFonts w:hint="eastAsia"/>
+        </w:rPr>
+        <w:t xml:space="preserve">平均_RANGE', 'W3_12-14天_湿度内部平均_RANGE', 'W3_18-20天_每日温差_RANGE', 'W3_0-2天_鸡舍温度-最低_MEAN', 'W3_12-14天_最低温度变化率_RANGE', 'W3_15-17天_鸡舍温度-平 </w:t>
+      </w:r>
+    </w:p>
+    <w:p>
+      <w:pPr>
+        <w:rPr>
+          <w:rFonts w:hint="eastAsia"/>
+        </w:rPr>
+      </w:pPr>
+      <w:r>
+        <w:rPr>
+          <w:rFonts w:hint="eastAsia"/>
+        </w:rPr>
+        <w:t>均_MEAN', 'W3_0-2天_</w:t>
+      </w:r>
+      <w:proofErr w:type="gramStart"/>
+      <w:r>
+        <w:rPr>
+          <w:rFonts w:hint="eastAsia"/>
+        </w:rPr>
+        <w:t>外部-</w:t>
+      </w:r>
+      <w:proofErr w:type="gramEnd"/>
+      <w:r>
+        <w:rPr>
+          <w:rFonts w:hint="eastAsia"/>
+        </w:rPr>
+        <w:t>平均_MEAN', 'W3_18-20天_</w:t>
+      </w:r>
+      <w:proofErr w:type="gramStart"/>
+      <w:r>
+        <w:rPr>
+          <w:rFonts w:hint="eastAsia"/>
+        </w:rPr>
+        <w:t>外部-</w:t>
+      </w:r>
+      <w:proofErr w:type="gramEnd"/>
+      <w:r>
+        <w:rPr>
+          <w:rFonts w:hint="eastAsia"/>
+        </w:rPr>
+        <w:t>平均_MEAN', 'W3_18-20天_</w:t>
+      </w:r>
+      <w:proofErr w:type="gramStart"/>
+      <w:r>
+        <w:rPr>
+          <w:rFonts w:hint="eastAsia"/>
+        </w:rPr>
+        <w:t>外部-</w:t>
+      </w:r>
+      <w:proofErr w:type="gramEnd"/>
+      <w:r>
+        <w:rPr>
+          <w:rFonts w:hint="eastAsia"/>
+        </w:rPr>
+        <w:t>平均_RANGE', 'W3_15-17天_</w:t>
+      </w:r>
+      <w:proofErr w:type="gramStart"/>
+      <w:r>
+        <w:rPr>
+          <w:rFonts w:hint="eastAsia"/>
+        </w:rPr>
+        <w:t>外部-</w:t>
+      </w:r>
+      <w:proofErr w:type="gramEnd"/>
+      <w:r>
+        <w:rPr>
+          <w:rFonts w:hint="eastAsia"/>
+        </w:rPr>
+        <w:t>平均_RANGE', 'W3_15-17天_最</w:t>
+      </w:r>
+    </w:p>
+    <w:p>
+      <w:pPr>
+        <w:rPr>
+          <w:rFonts w:hint="eastAsia"/>
+        </w:rPr>
+      </w:pPr>
+      <w:r>
+        <w:rPr>
+          <w:rFonts w:hint="eastAsia"/>
+        </w:rPr>
+        <w:t>高温度变化率_RANGE', 'W3_0-2天_鸡舍温度-最高_MEAN']</w:t>
+      </w:r>
+    </w:p>
+    <w:p>
+      <w:pPr>
+        <w:rPr>
+          <w:rFonts w:hint="eastAsia"/>
+        </w:rPr>
+      </w:pPr>
+    </w:p>
+    <w:p>
+      <w:pPr>
+        <w:rPr>
+          <w:rFonts w:hint="eastAsia"/>
+        </w:rPr>
+      </w:pPr>
+    </w:p>
+    <w:p>
+      <w:pPr>
+        <w:rPr>
+          <w:rFonts w:hint="eastAsia"/>
+        </w:rPr>
+      </w:pPr>
+    </w:p>
+    <w:p>
+      <w:pPr>
+        <w:rPr>
+          <w:rFonts w:hint="eastAsia"/>
+        </w:rPr>
+      </w:pPr>
+      <w:r>
+        <w:rPr>
+          <w:rFonts w:hint="eastAsia"/>
+        </w:rPr>
+        <w:t>回归结果</w:t>
+      </w:r>
+    </w:p>
+    <w:p>
+      <w:pPr>
+        <w:rPr>
+          <w:rFonts w:hint="eastAsia"/>
+        </w:rPr>
+      </w:pPr>
+    </w:p>
+    <w:p>
+      <w:pPr>
+        <w:rPr>
+          <w:rFonts w:hint="eastAsia"/>
+        </w:rPr>
+      </w:pPr>
+      <w:r>
+        <w:rPr>
+          <w:rFonts w:hint="eastAsia"/>
+        </w:rPr>
+        <w:t>数据分割结果：</w:t>
+      </w:r>
+    </w:p>
+    <w:p>
+      <w:pPr>
+        <w:rPr>
+          <w:rFonts w:hint="eastAsia"/>
+        </w:rPr>
+      </w:pPr>
+      <w:r>
+        <w:rPr>
+          <w:rFonts w:hint="eastAsia"/>
+        </w:rPr>
+        <w:t>训练集大小: (226, 119)</w:t>
+      </w:r>
+    </w:p>
+    <w:p>
+      <w:pPr>
+        <w:rPr>
+          <w:rFonts w:hint="eastAsia"/>
+        </w:rPr>
+      </w:pPr>
+      <w:r>
+        <w:rPr>
+          <w:rFonts w:hint="eastAsia"/>
+        </w:rPr>
+        <w:t>测试</w:t>
+      </w:r>
+      <w:proofErr w:type="gramStart"/>
+      <w:r>
+        <w:rPr>
+          <w:rFonts w:hint="eastAsia"/>
+        </w:rPr>
+        <w:t>集大小</w:t>
+      </w:r>
+      <w:proofErr w:type="gramEnd"/>
+      <w:r>
+        <w:rPr>
+          <w:rFonts w:hint="eastAsia"/>
+        </w:rPr>
+        <w:t>: (97, 119)</w:t>
+      </w:r>
+    </w:p>
+    <w:p>
+      <w:pPr>
+        <w:rPr>
+          <w:rFonts w:hint="eastAsia"/>
+        </w:rPr>
+      </w:pPr>
+      <w:r>
+        <w:rPr>
+          <w:rFonts w:hint="eastAsia"/>
+        </w:rPr>
+        <w:t>验证</w:t>
+      </w:r>
+      <w:proofErr w:type="gramStart"/>
+      <w:r>
+        <w:rPr>
+          <w:rFonts w:hint="eastAsia"/>
+        </w:rPr>
+        <w:t>集大小</w:t>
+      </w:r>
+      <w:proofErr w:type="gramEnd"/>
+      <w:r>
+        <w:rPr>
+          <w:rFonts w:hint="eastAsia"/>
+        </w:rPr>
+        <w:t>: (81, 119)</w:t>
+      </w:r>
+    </w:p>
+    <w:p>
+      <w:pPr>
+        <w:rPr>
+          <w:rFonts w:hint="eastAsia"/>
+        </w:rPr>
+      </w:pPr>
+      <w:r>
+        <w:rPr>
+          <w:rFonts w:hint="eastAsia"/>
+        </w:rPr>
+        <w:t>RMSE: 41.370781796087385</w:t>
+      </w:r>
+    </w:p>
+    <w:p>
+      <w:pPr>
+        <w:rPr>
+          <w:rFonts w:hint="eastAsia"/>
+        </w:rPr>
+      </w:pPr>
+      <w:r>
+        <w:rPr>
+          <w:rFonts w:hint="eastAsia"/>
+        </w:rPr>
+        <w:t>MAE: 31.760732184869376</w:t>
+      </w:r>
+    </w:p>
+    <w:p>
+      <w:pPr>
+        <w:rPr>
+          <w:rFonts w:hint="eastAsia"/>
+        </w:rPr>
+      </w:pPr>
+      <w:r>
+        <w:rPr>
+          <w:rFonts w:hint="eastAsia"/>
+        </w:rPr>
+        <w:t>R2 Score: 0.4398205397588135</w:t>
+      </w:r>
+    </w:p>
+    <w:p>
+      <w:pPr>
+        <w:rPr>
+          <w:rFonts w:hint="eastAsia"/>
+        </w:rPr>
+      </w:pPr>
+      <w:r>
+        <w:rPr>
+          <w:rFonts w:hint="eastAsia"/>
+        </w:rPr>
+        <w:t>=== 跨期验证结果 ===</w:t>
+      </w:r>
+    </w:p>
+    <w:p>
+      <w:pPr>
+        <w:rPr>
+          <w:rFonts w:hint="eastAsia"/>
+        </w:rPr>
+      </w:pPr>
+      <w:r>
+        <w:rPr>
+          <w:rFonts w:hint="eastAsia"/>
+        </w:rPr>
+        <w:t>Validation RMSE: 34.7228 (Test RMSE: 41.3708)</w:t>
+      </w:r>
+    </w:p>
+    <w:p>
+      <w:pPr>
+        <w:rPr>
+          <w:rFonts w:hint="eastAsia"/>
+        </w:rPr>
+      </w:pPr>
+      <w:r>
+        <w:rPr>
+          <w:rFonts w:hint="eastAsia"/>
+        </w:rPr>
+        <w:t>Validation MAE: 28.8768 (Test MAE: 31.7607)</w:t>
+      </w:r>
+    </w:p>
+    <w:p>
+      <w:pPr>
+        <w:rPr>
+          <w:rFonts w:hint="eastAsia"/>
+        </w:rPr>
+      </w:pPr>
+      <w:r>
+        <w:rPr>
+          <w:rFonts w:hint="eastAsia"/>
+        </w:rPr>
+        <w:lastRenderedPageBreak/>
+        <w:t>Validation R2: 0.4616 (Test R2: 0.4398)</w:t>
+      </w:r>
+    </w:p>
+    <w:p>
+      <w:pPr>
+        <w:rPr>
+          <w:rFonts w:hint="eastAsia"/>
+        </w:rPr>
+      </w:pPr>
+    </w:p>
+    <w:p>
+      <w:pPr>
+        <w:rPr>
+          <w:rFonts w:hint="eastAsia"/>
+        </w:rPr>
+      </w:pPr>
+    </w:p>
+    <w:p>
+      <w:pPr>
+        <w:rPr>
+          <w:rFonts w:hint="eastAsia"/>
+        </w:rPr>
+      </w:pPr>
+    </w:p>
+    <w:p>
+      <w:pPr>
+        <w:rPr>
+          <w:rFonts w:hint="eastAsia"/>
+        </w:rPr>
+      </w:pPr>
+    </w:p>
+    <w:p>
+      <w:pPr>
+        <w:outlineLvl w:val="1"/>
+        <w:rPr>
+          <w:rFonts w:hint="eastAsia"/>
+        </w:rPr>
+      </w:pPr>
+      <w:r>
+        <w:rPr>
+          <w:rFonts w:hint="eastAsia"/>
+        </w:rPr>
+        <w:t>秋天</w:t>
+      </w:r>
+    </w:p>
+    <w:p>
+      <w:pPr>
+        <w:rPr>
+          <w:rFonts w:hint="eastAsia"/>
+        </w:rPr>
+      </w:pPr>
+    </w:p>
+    <w:p>
+      <w:pPr>
+        <w:rPr>
+          <w:rFonts w:hint="eastAsia"/>
+        </w:rPr>
+      </w:pPr>
+      <w:r>
+        <w:rPr>
+          <w:rFonts w:hint="eastAsia"/>
+        </w:rPr>
+        <w:t>=== 测试集评估 ===</w:t>
+      </w:r>
+    </w:p>
+    <w:p>
+      <w:pPr>
+        <w:rPr>
+          <w:rFonts w:hint="eastAsia"/>
+        </w:rPr>
+      </w:pPr>
+      <w:r>
+        <w:rPr>
+          <w:rFonts w:hint="eastAsia"/>
+        </w:rPr>
+        <w:t>AUC Score: 0.9143686502177069</w:t>
+      </w:r>
+    </w:p>
+    <w:p>
+      <w:pPr>
+        <w:rPr>
+          <w:rFonts w:hint="eastAsia"/>
+        </w:rPr>
+      </w:pPr>
+      <w:r>
+        <w:rPr>
+          <w:rFonts w:hint="eastAsia"/>
+        </w:rPr>
+        <w:t>Balanced Accuracy: 0.8947750362844702</w:t>
+      </w:r>
+    </w:p>
+    <w:p>
+      <w:pPr>
+        <w:rPr>
+          <w:rFonts w:hint="eastAsia"/>
+        </w:rPr>
+      </w:pPr>
+      <w:r>
+        <w:rPr>
+          <w:rFonts w:hint="eastAsia"/>
+        </w:rPr>
+        <w:t>F1-Score: 0.8148148148148148</w:t>
+      </w:r>
+    </w:p>
+    <w:p>
+      <w:pPr>
+        <w:rPr>
+          <w:rFonts w:hint="eastAsia"/>
+        </w:rPr>
+      </w:pPr>
+      <w:r>
+        <w:rPr>
+          <w:rFonts w:hint="eastAsia"/>
+        </w:rPr>
+        <w:t>MCC: 0.7681103181319378</w:t>
+      </w:r>
+    </w:p>
+    <w:p>
+      <w:pPr>
+        <w:rPr>
+          <w:rFonts w:hint="eastAsia"/>
+        </w:rPr>
+      </w:pPr>
+      <w:r>
+        <w:rPr>
+          <w:rFonts w:hint="eastAsia"/>
+        </w:rPr>
+        <w:t>Confusion Matrix:</w:t>
+      </w:r>
+    </w:p>
+    <w:p>
+      <w:pPr>
+        <w:rPr>
+          <w:rFonts w:hint="eastAsia"/>
+        </w:rPr>
+      </w:pPr>
+      <w:r>
+        <w:rPr>
+          <w:rFonts w:hint="eastAsia"/>
+        </w:rPr>
+        <w:t xml:space="preserve"> [[</w:t>
+      </w:r>
+      <w:proofErr w:type="gramStart"/>
+      <w:r>
+        <w:rPr>
+          <w:rFonts w:hint="eastAsia"/>
+        </w:rPr>
+        <w:t>50  3</w:t>
+      </w:r>
+      <w:proofErr w:type="gramEnd"/>
+      <w:r>
+        <w:rPr>
+          <w:rFonts w:hint="eastAsia"/>
+        </w:rPr>
+        <w:t>]</w:t>
+      </w:r>
+    </w:p>
+    <w:p>
+      <w:pPr>
+        <w:rPr>
+          <w:rFonts w:hint="eastAsia"/>
+        </w:rPr>
+      </w:pPr>
+      <w:r>
+        <w:rPr>
+          <w:rFonts w:hint="eastAsia"/>
+        </w:rPr>
+        <w:t xml:space="preserve"> </w:t>
+      </w:r>
+      <w:proofErr w:type="gramStart"/>
+      <w:r>
+        <w:rPr>
+          <w:rFonts w:hint="eastAsia"/>
+        </w:rPr>
+        <w:t>[ 2</w:t>
+      </w:r>
+      <w:proofErr w:type="gramEnd"/>
+      <w:r>
+        <w:rPr>
+          <w:rFonts w:hint="eastAsia"/>
+        </w:rPr>
+        <w:t xml:space="preserve"> 11]]</w:t>
+      </w:r>
+    </w:p>
+    <w:p>
+      <w:pPr>
+        <w:rPr>
+          <w:rFonts w:hint="eastAsia"/>
+        </w:rPr>
+      </w:pPr>
+    </w:p>
+    <w:p>
+      <w:pPr>
+        <w:rPr>
+          <w:rFonts w:hint="eastAsia"/>
+        </w:rPr>
+      </w:pPr>
+      <w:r>
+        <w:rPr>
+          <w:rFonts w:hint="eastAsia"/>
+        </w:rPr>
+        <w:t>=== 跨期验证集评估 ===</w:t>
+      </w:r>
+    </w:p>
+    <w:p>
+      <w:pPr>
+        <w:rPr>
+          <w:rFonts w:hint="eastAsia"/>
+        </w:rPr>
+      </w:pPr>
+      <w:r>
+        <w:rPr>
+          <w:rFonts w:hint="eastAsia"/>
+        </w:rPr>
+        <w:t>Validation AUC Score: 0.8574380165289256</w:t>
+      </w:r>
+    </w:p>
+    <w:p>
+      <w:pPr>
+        <w:rPr>
+          <w:rFonts w:hint="eastAsia"/>
+        </w:rPr>
+      </w:pPr>
+      <w:r>
+        <w:rPr>
+          <w:rFonts w:hint="eastAsia"/>
+        </w:rPr>
+        <w:t>Validation Balanced Accuracy: 0.7272727272727273</w:t>
+      </w:r>
+    </w:p>
+    <w:p>
+      <w:pPr>
+        <w:rPr>
+          <w:rFonts w:hint="eastAsia"/>
+        </w:rPr>
+      </w:pPr>
+      <w:r>
+        <w:rPr>
+          <w:rFonts w:hint="eastAsia"/>
+        </w:rPr>
+        <w:t>Validation F1-Score: 0.5714285714285714</w:t>
+      </w:r>
+    </w:p>
+    <w:p>
+      <w:pPr>
+        <w:rPr>
+          <w:rFonts w:hint="eastAsia"/>
+        </w:rPr>
+      </w:pPr>
+      <w:r>
+        <w:rPr>
+          <w:rFonts w:hint="eastAsia"/>
+        </w:rPr>
+        <w:t>Validation MCC: 0.4714045207910317</w:t>
+      </w:r>
+    </w:p>
+    <w:p>
+      <w:pPr>
+        <w:rPr>
+          <w:rFonts w:hint="eastAsia"/>
+        </w:rPr>
+      </w:pPr>
+      <w:r>
+        <w:rPr>
+          <w:rFonts w:hint="eastAsia"/>
+        </w:rPr>
+        <w:t>Validation Confusion Matrix:</w:t>
+      </w:r>
+    </w:p>
+    <w:p>
+      <w:pPr>
+        <w:rPr>
+          <w:rFonts w:hint="eastAsia"/>
+        </w:rPr>
+      </w:pPr>
+      <w:r>
+        <w:rPr>
+          <w:rFonts w:hint="eastAsia"/>
+        </w:rPr>
+        <w:t xml:space="preserve"> [[</w:t>
+      </w:r>
+      <w:proofErr w:type="gramStart"/>
+      <w:r>
+        <w:rPr>
+          <w:rFonts w:hint="eastAsia"/>
+        </w:rPr>
+        <w:t>40  4</w:t>
+      </w:r>
+      <w:proofErr w:type="gramEnd"/>
+      <w:r>
+        <w:rPr>
+          <w:rFonts w:hint="eastAsia"/>
+        </w:rPr>
+        <w:t>]</w:t>
+      </w:r>
+    </w:p>
+    <w:p>
+      <w:pPr>
+        <w:rPr>
+          <w:rFonts w:hint="eastAsia"/>
+        </w:rPr>
+      </w:pPr>
+      <w:r>
+        <w:rPr>
+          <w:rFonts w:hint="eastAsia"/>
+        </w:rPr>
+        <w:t xml:space="preserve"> [ </w:t>
+      </w:r>
+      <w:proofErr w:type="gramStart"/>
+      <w:r>
+        <w:rPr>
+          <w:rFonts w:hint="eastAsia"/>
+        </w:rPr>
+        <w:t>5  6</w:t>
+      </w:r>
+      <w:proofErr w:type="gramEnd"/>
+      <w:r>
+        <w:rPr>
+          <w:rFonts w:hint="eastAsia"/>
+        </w:rPr>
+        <w:t>]]</w:t>
+      </w:r>
+    </w:p>
+    <w:p/>
+    <w:p/>
+    <w:p/>
+    <w:p>
+      <w:pPr>
+        <w:rPr>
+          <w:rFonts w:hint="eastAsia"/>
+        </w:rPr>
+      </w:pPr>
+      <w:r>
+        <w:rPr>
+          <w:rFonts w:hint="eastAsia"/>
+        </w:rPr>
+        <w:t>['DENSITY', 'W3_21-23天_最低温度变化率_MEAN', 'W3_9-11天_湿度内部平均_MEAN', 'ELECTRICITY_COST', 'W3_6-8天_每日温差_RANGE', 'W3_0-2天_鸡舍温</w:t>
+      </w:r>
+    </w:p>
+    <w:p>
+      <w:pPr>
+        <w:rPr>
+          <w:rFonts w:hint="eastAsia"/>
+        </w:rPr>
+      </w:pPr>
+      <w:r>
+        <w:rPr>
+          <w:rFonts w:hint="eastAsia"/>
+        </w:rPr>
+        <w:t>度-最低_MEAN', 'W3_21-23天_平均温度变化率_MEAN', 'W3_21-23天_</w:t>
+      </w:r>
+      <w:proofErr w:type="gramStart"/>
+      <w:r>
+        <w:rPr>
+          <w:rFonts w:hint="eastAsia"/>
+        </w:rPr>
+        <w:t>外部-</w:t>
+      </w:r>
+      <w:proofErr w:type="gramEnd"/>
+      <w:r>
+        <w:rPr>
+          <w:rFonts w:hint="eastAsia"/>
+        </w:rPr>
+        <w:t>平均_MEAN', 'W3_15-17天_鸡舍温度-最低_RANGE', 'W3_21-23天_</w:t>
+      </w:r>
+      <w:proofErr w:type="gramStart"/>
+      <w:r>
+        <w:rPr>
+          <w:rFonts w:hint="eastAsia"/>
+        </w:rPr>
+        <w:t>外部-</w:t>
+      </w:r>
+      <w:proofErr w:type="gramEnd"/>
+      <w:r>
+        <w:rPr>
+          <w:rFonts w:hint="eastAsia"/>
+        </w:rPr>
+        <w:t>平均_RANGE', 'W3_12-14天_</w:t>
+      </w:r>
+      <w:proofErr w:type="gramStart"/>
+      <w:r>
+        <w:rPr>
+          <w:rFonts w:hint="eastAsia"/>
+        </w:rPr>
+        <w:t>外部-</w:t>
+      </w:r>
+      <w:proofErr w:type="gramEnd"/>
+      <w:r>
+        <w:rPr>
+          <w:rFonts w:hint="eastAsia"/>
+        </w:rPr>
+        <w:t>平均_MEAN', 'W3_12-14天_</w:t>
+      </w:r>
+      <w:proofErr w:type="gramStart"/>
+      <w:r>
+        <w:rPr>
+          <w:rFonts w:hint="eastAsia"/>
+        </w:rPr>
+        <w:t>外部-</w:t>
+      </w:r>
+      <w:proofErr w:type="gramEnd"/>
+      <w:r>
+        <w:rPr>
+          <w:rFonts w:hint="eastAsia"/>
+        </w:rPr>
+        <w:t>平均_RANGE', 'W3_21-23天_每日温差_MEAN', 'W3_18-20天_最低温度变化率_RANGE', 'W3_6-8天_最低温</w:t>
+      </w:r>
+    </w:p>
+    <w:p>
+      <w:pPr>
+        <w:rPr>
+          <w:rFonts w:hint="eastAsia"/>
+        </w:rPr>
+      </w:pPr>
+      <w:r>
+        <w:rPr>
+          <w:rFonts w:hint="eastAsia"/>
+        </w:rPr>
+        <w:t>度变化率_MEAN', 'W3_21-23天_最高温度变化率_RANGE', 'W3_18-20天_</w:t>
+      </w:r>
+      <w:proofErr w:type="gramStart"/>
+      <w:r>
+        <w:rPr>
+          <w:rFonts w:hint="eastAsia"/>
+        </w:rPr>
+        <w:t>外部-</w:t>
+      </w:r>
+      <w:proofErr w:type="gramEnd"/>
+      <w:r>
+        <w:rPr>
+          <w:rFonts w:hint="eastAsia"/>
+        </w:rPr>
+        <w:t>平均_RANGE', 'W3_0-2天_每日温差_MEAN', 'W3_18-20天_平均温度变化率_MEAN', 'W3_9-11天_最低温度变化率_RANGE']</w:t>
+      </w:r>
+    </w:p>
+    <w:p>
+      <w:pPr>
+        <w:rPr>
+          <w:rFonts w:hint="eastAsia"/>
+        </w:rPr>
+      </w:pPr>
+      <w:r>
+        <w:rPr>
+          <w:rFonts w:hint="eastAsia"/>
+        </w:rPr>
+        <w:t>回归</w:t>
+      </w:r>
+    </w:p>
+    <w:p>
+      <w:pPr>
+        <w:rPr>
+          <w:rFonts w:hint="eastAsia"/>
+        </w:rPr>
+      </w:pPr>
+    </w:p>
+    <w:p>
+      <w:pPr>
+        <w:rPr>
+          <w:rFonts w:hint="eastAsia"/>
+        </w:rPr>
+      </w:pPr>
+      <w:r>
+        <w:rPr>
+          <w:rFonts w:hint="eastAsia"/>
+        </w:rPr>
+        <w:t>数据分割结果：</w:t>
+      </w:r>
+    </w:p>
+    <w:p>
+      <w:pPr>
+        <w:rPr>
+          <w:rFonts w:hint="eastAsia"/>
+        </w:rPr>
+      </w:pPr>
+      <w:r>
+        <w:rPr>
+          <w:rFonts w:hint="eastAsia"/>
+        </w:rPr>
+        <w:t>训练集大小: (151, 105)</w:t>
+      </w:r>
+    </w:p>
+    <w:p>
+      <w:pPr>
+        <w:rPr>
+          <w:rFonts w:hint="eastAsia"/>
+        </w:rPr>
+      </w:pPr>
+      <w:r>
+        <w:rPr>
+          <w:rFonts w:hint="eastAsia"/>
+        </w:rPr>
+        <w:t>测试</w:t>
+      </w:r>
+      <w:proofErr w:type="gramStart"/>
+      <w:r>
+        <w:rPr>
+          <w:rFonts w:hint="eastAsia"/>
+        </w:rPr>
+        <w:t>集大小</w:t>
+      </w:r>
+      <w:proofErr w:type="gramEnd"/>
+      <w:r>
+        <w:rPr>
+          <w:rFonts w:hint="eastAsia"/>
+        </w:rPr>
+        <w:t>: (66, 105)</w:t>
+      </w:r>
+    </w:p>
+    <w:p>
+      <w:pPr>
+        <w:rPr>
+          <w:rFonts w:hint="eastAsia"/>
+        </w:rPr>
+      </w:pPr>
+      <w:r>
+        <w:rPr>
+          <w:rFonts w:hint="eastAsia"/>
+        </w:rPr>
+        <w:t>验证</w:t>
+      </w:r>
+      <w:proofErr w:type="gramStart"/>
+      <w:r>
+        <w:rPr>
+          <w:rFonts w:hint="eastAsia"/>
+        </w:rPr>
+        <w:t>集大小</w:t>
+      </w:r>
+      <w:proofErr w:type="gramEnd"/>
+      <w:r>
+        <w:rPr>
+          <w:rFonts w:hint="eastAsia"/>
+        </w:rPr>
+        <w:t>: (55, 105)</w:t>
+      </w:r>
+    </w:p>
+    <w:p>
+      <w:pPr>
+        <w:rPr>
+          <w:rFonts w:hint="eastAsia"/>
+        </w:rPr>
+      </w:pPr>
+      <w:r>
+        <w:rPr>
+          <w:rFonts w:hint="eastAsia"/>
+        </w:rPr>
+        <w:t>RMSE: 24.868828374977195</w:t>
+      </w:r>
+    </w:p>
+    <w:p>
+      <w:pPr>
+        <w:rPr>
+          <w:rFonts w:hint="eastAsia"/>
+        </w:rPr>
+      </w:pPr>
+      <w:r>
+        <w:rPr>
+          <w:rFonts w:hint="eastAsia"/>
+        </w:rPr>
+        <w:t>MAE: 18.28207282945487</w:t>
+      </w:r>
+    </w:p>
+    <w:p>
+      <w:pPr>
+        <w:rPr>
+          <w:rFonts w:hint="eastAsia"/>
+        </w:rPr>
+      </w:pPr>
+      <w:r>
+        <w:rPr>
+          <w:rFonts w:hint="eastAsia"/>
+        </w:rPr>
+        <w:lastRenderedPageBreak/>
+        <w:t>R2 Score: 0.6269465245104763</w:t>
+      </w:r>
+    </w:p>
+    <w:p>
+      <w:pPr>
+        <w:rPr>
+          <w:rFonts w:hint="eastAsia"/>
+        </w:rPr>
+      </w:pPr>
+      <w:r>
+        <w:rPr>
+          <w:rFonts w:hint="eastAsia"/>
+        </w:rPr>
+        <w:t>=== 跨期验证结果 ===</w:t>
+      </w:r>
+    </w:p>
+    <w:p>
+      <w:pPr>
+        <w:rPr>
+          <w:rFonts w:hint="eastAsia"/>
+        </w:rPr>
+      </w:pPr>
+      <w:r>
+        <w:rPr>
+          <w:rFonts w:hint="eastAsia"/>
+        </w:rPr>
+        <w:t>Validation RMSE: 23.2332 (Test RMSE: 24.8688)</w:t>
+      </w:r>
+    </w:p>
+    <w:p>
+      <w:pPr>
+        <w:rPr>
+          <w:rFonts w:hint="eastAsia"/>
+        </w:rPr>
+      </w:pPr>
+      <w:r>
+        <w:rPr>
+          <w:rFonts w:hint="eastAsia"/>
+        </w:rPr>
+        <w:t>Validation MAE: 19.4418 (Test MAE: 18.2821)</w:t>
+      </w:r>
+    </w:p>
+    <w:p>
+      <w:pPr>
+        <w:rPr>
+          <w:rFonts w:hint="eastAsia"/>
+        </w:rPr>
+      </w:pPr>
+      <w:r>
+        <w:rPr>
+          <w:rFonts w:hint="eastAsia"/>
+        </w:rPr>
+        <w:t>Validation R2: 0.5613 (Test R2: 0.6269)</w:t>
+      </w:r>
+    </w:p>
+    <w:p>
+      <w:pPr>
+        <w:rPr>
+          <w:rFonts w:hint="eastAsia"/>
+        </w:rPr>
+      </w:pPr>
+    </w:p>
+    <w:p>
+      <w:pPr>
+        <w:rPr>
+          <w:rFonts w:hint="eastAsia"/>
+        </w:rPr>
+      </w:pPr>
+    </w:p>
+    <w:p>
+      <w:pPr>
+        <w:rPr>
+          <w:rFonts w:hint="eastAsia"/>
+        </w:rPr>
+      </w:pPr>
+    </w:p>
+    <w:p>
+      <w:pPr>
+        <w:outlineLvl w:val="1"/>
+        <w:rPr>
+          <w:rFonts w:hint="eastAsia"/>
+        </w:rPr>
+      </w:pPr>
+      <w:r>
+        <w:rPr>
+          <w:rFonts w:hint="eastAsia"/>
+        </w:rPr>
+        <w:t>夏天</w:t>
+      </w:r>
+    </w:p>
+    <w:p>
+      <w:pPr>
+        <w:rPr>
+          <w:rFonts w:hint="eastAsia"/>
+        </w:rPr>
+      </w:pPr>
+    </w:p>
+    <w:p>
+      <w:pPr>
+        <w:rPr>
+          <w:rFonts w:hint="eastAsia"/>
+        </w:rPr>
+      </w:pPr>
+    </w:p>
+    <w:p>
+      <w:pPr>
+        <w:rPr>
+          <w:rFonts w:hint="eastAsia"/>
+        </w:rPr>
+      </w:pPr>
+      <w:r>
+        <w:rPr>
+          <w:rFonts w:hint="eastAsia"/>
+        </w:rPr>
+        <w:t>=== 测试集评估 ===</w:t>
+      </w:r>
+    </w:p>
+    <w:p>
+      <w:pPr>
+        <w:rPr>
+          <w:rFonts w:hint="eastAsia"/>
+        </w:rPr>
+      </w:pPr>
+      <w:r>
+        <w:rPr>
+          <w:rFonts w:hint="eastAsia"/>
+        </w:rPr>
+        <w:t>AUC Score: 0.8039215686274509</w:t>
+      </w:r>
+    </w:p>
+    <w:p>
+      <w:pPr>
+        <w:rPr>
+          <w:rFonts w:hint="eastAsia"/>
+        </w:rPr>
+      </w:pPr>
+      <w:r>
+        <w:rPr>
+          <w:rFonts w:hint="eastAsia"/>
+        </w:rPr>
+        <w:t>Balanced Accuracy: 0.7892156862745098</w:t>
+      </w:r>
+    </w:p>
+    <w:p>
+      <w:pPr>
+        <w:rPr>
+          <w:rFonts w:hint="eastAsia"/>
+        </w:rPr>
+      </w:pPr>
+      <w:r>
+        <w:rPr>
+          <w:rFonts w:hint="eastAsia"/>
+        </w:rPr>
+        <w:t>F1-Score: 0.6666666666666666</w:t>
+      </w:r>
+    </w:p>
+    <w:p>
+      <w:pPr>
+        <w:rPr>
+          <w:rFonts w:hint="eastAsia"/>
+        </w:rPr>
+      </w:pPr>
+      <w:r>
+        <w:rPr>
+          <w:rFonts w:hint="eastAsia"/>
+        </w:rPr>
+        <w:t>MCC: 0.5784313725490197</w:t>
+      </w:r>
+    </w:p>
+    <w:p>
+      <w:pPr>
+        <w:rPr>
+          <w:rFonts w:hint="eastAsia"/>
+        </w:rPr>
+      </w:pPr>
+      <w:r>
+        <w:rPr>
+          <w:rFonts w:hint="eastAsia"/>
+        </w:rPr>
+        <w:t>Confusion Matrix:</w:t>
+      </w:r>
+    </w:p>
+    <w:p>
+      <w:pPr>
+        <w:rPr>
+          <w:rFonts w:hint="eastAsia"/>
+        </w:rPr>
+      </w:pPr>
+      <w:r>
+        <w:rPr>
+          <w:rFonts w:hint="eastAsia"/>
+        </w:rPr>
+        <w:t xml:space="preserve"> [[</w:t>
+      </w:r>
+      <w:proofErr w:type="gramStart"/>
+      <w:r>
+        <w:rPr>
+          <w:rFonts w:hint="eastAsia"/>
+        </w:rPr>
+        <w:t>31  3</w:t>
+      </w:r>
+      <w:proofErr w:type="gramEnd"/>
+      <w:r>
+        <w:rPr>
+          <w:rFonts w:hint="eastAsia"/>
+        </w:rPr>
+        <w:t>]</w:t>
+      </w:r>
+    </w:p>
+    <w:p>
+      <w:pPr>
+        <w:rPr>
+          <w:rFonts w:hint="eastAsia"/>
+        </w:rPr>
+      </w:pPr>
+      <w:r>
+        <w:rPr>
+          <w:rFonts w:hint="eastAsia"/>
+        </w:rPr>
+        <w:t xml:space="preserve"> [ </w:t>
+      </w:r>
+      <w:proofErr w:type="gramStart"/>
+      <w:r>
+        <w:rPr>
+          <w:rFonts w:hint="eastAsia"/>
+        </w:rPr>
+        <w:t>3  6</w:t>
+      </w:r>
+      <w:proofErr w:type="gramEnd"/>
+      <w:r>
+        <w:rPr>
+          <w:rFonts w:hint="eastAsia"/>
+        </w:rPr>
+        <w:t>]]</w:t>
+      </w:r>
+    </w:p>
+    <w:p>
+      <w:pPr>
+        <w:rPr>
+          <w:rFonts w:hint="eastAsia"/>
+        </w:rPr>
+      </w:pPr>
+    </w:p>
+    <w:p>
+      <w:pPr>
+        <w:rPr>
+          <w:rFonts w:hint="eastAsia"/>
+        </w:rPr>
+      </w:pPr>
+      <w:r>
+        <w:rPr>
+          <w:rFonts w:hint="eastAsia"/>
+        </w:rPr>
+        <w:t>=== 跨期验证集评估 ===</w:t>
+      </w:r>
+    </w:p>
+    <w:p>
+      <w:pPr>
+        <w:rPr>
+          <w:rFonts w:hint="eastAsia"/>
+        </w:rPr>
+      </w:pPr>
+      <w:r>
+        <w:rPr>
+          <w:rFonts w:hint="eastAsia"/>
+        </w:rPr>
+        <w:t>Validation AUC Score: 0.7438423645320198</w:t>
+      </w:r>
+    </w:p>
+    <w:p>
+      <w:pPr>
+        <w:rPr>
+          <w:rFonts w:hint="eastAsia"/>
+        </w:rPr>
+      </w:pPr>
+      <w:r>
+        <w:rPr>
+          <w:rFonts w:hint="eastAsia"/>
+        </w:rPr>
+        <w:t>Validation Balanced Accuracy: 0.7167487684729064</w:t>
+      </w:r>
+    </w:p>
+    <w:p>
+      <w:pPr>
+        <w:rPr>
+          <w:rFonts w:hint="eastAsia"/>
+        </w:rPr>
+      </w:pPr>
+      <w:r>
+        <w:rPr>
+          <w:rFonts w:hint="eastAsia"/>
+        </w:rPr>
+        <w:t>Validation F1-Score: 0.5333333333333333</w:t>
+      </w:r>
+    </w:p>
+    <w:p>
+      <w:pPr>
+        <w:rPr>
+          <w:rFonts w:hint="eastAsia"/>
+        </w:rPr>
+      </w:pPr>
+      <w:r>
+        <w:rPr>
+          <w:rFonts w:hint="eastAsia"/>
+        </w:rPr>
+        <w:t>Validation MCC: 0.4126773604162709</w:t>
+      </w:r>
+    </w:p>
+    <w:p>
+      <w:pPr>
+        <w:rPr>
+          <w:rFonts w:hint="eastAsia"/>
+        </w:rPr>
+      </w:pPr>
+      <w:r>
+        <w:rPr>
+          <w:rFonts w:hint="eastAsia"/>
+        </w:rPr>
+        <w:t>Validation Confusion Matrix:</w:t>
+      </w:r>
+    </w:p>
+    <w:p>
+      <w:pPr>
+        <w:rPr>
+          <w:rFonts w:hint="eastAsia"/>
+        </w:rPr>
+      </w:pPr>
+      <w:r>
+        <w:rPr>
+          <w:rFonts w:hint="eastAsia"/>
+        </w:rPr>
+        <w:t xml:space="preserve"> [[</w:t>
+      </w:r>
+      <w:proofErr w:type="gramStart"/>
+      <w:r>
+        <w:rPr>
+          <w:rFonts w:hint="eastAsia"/>
+        </w:rPr>
+        <w:t>25  4</w:t>
+      </w:r>
+      <w:proofErr w:type="gramEnd"/>
+      <w:r>
+        <w:rPr>
+          <w:rFonts w:hint="eastAsia"/>
+        </w:rPr>
+        <w:t>]</w:t>
+      </w:r>
+    </w:p>
+    <w:p>
+      <w:pPr>
+        <w:rPr>
+          <w:rFonts w:hint="eastAsia"/>
+        </w:rPr>
+      </w:pPr>
+      <w:r>
+        <w:rPr>
+          <w:rFonts w:hint="eastAsia"/>
+        </w:rPr>
+        <w:t xml:space="preserve"> [ </w:t>
+      </w:r>
+      <w:proofErr w:type="gramStart"/>
+      <w:r>
+        <w:rPr>
+          <w:rFonts w:hint="eastAsia"/>
+        </w:rPr>
+        <w:t>3  4</w:t>
+      </w:r>
+      <w:proofErr w:type="gramEnd"/>
+      <w:r>
+        <w:rPr>
+          <w:rFonts w:hint="eastAsia"/>
+        </w:rPr>
+        <w:t>]]</w:t>
+      </w:r>
+    </w:p>
+    <w:p>
+      <w:pPr>
+        <w:rPr>
+          <w:rFonts w:hint="eastAsia"/>
+        </w:rPr>
+      </w:pPr>
+      <w:r>
+        <w:rPr>
+          <w:rFonts w:hint="eastAsia"/>
+        </w:rPr>
+        <w:t>['W3_6-8天_平均温度变化率_MEAN', 'W3_12-14天_湿度内部平均_MEAN', 'W3_15-17天_平均温度变化率_RANGE', 'W3_0-2天_最高温度变化率_RANGE', 'W3_0-2天_每日温差_RANGE', 'W3_12-14天_</w:t>
+      </w:r>
+      <w:proofErr w:type="gramStart"/>
+      <w:r>
+        <w:rPr>
+          <w:rFonts w:hint="eastAsia"/>
+        </w:rPr>
+        <w:t>外部-</w:t>
+      </w:r>
+      <w:proofErr w:type="gramEnd"/>
+      <w:r>
+        <w:rPr>
+          <w:rFonts w:hint="eastAsia"/>
+        </w:rPr>
+        <w:t>平均_RANGE', 'W3_18-20天_鸡舍温度-最高_MEAN', 'W3_6-8天_鸡舍温度-最低_MEAN', 'W3_15-17天_每日温差_RANGE', 'W3_6-8天_每日温差_RANGE', 'W3_6-8天_湿度内部平均_RANGE', 'W3_9-11天_平均温度变化率_RANGE', 'W3_21-23天_鸡舍温度-平均_MEAN', 'W3_15-17天_最高温度变化率_RANGE', 'W3_12-14天_鸡舍温度-最低_MEAN', 'ELECTRICITY_COST', 'W3_3-5天_最低温度变化率_RANGE', 'W3_21-23天_湿度内部平均_RANGE', 'W3_0-2天_鸡舍温度-平均_MEAN', 'W3_3-5天_鸡舍温度-平均_MEAN']</w:t>
+      </w:r>
+    </w:p>
+    <w:p>
+      <w:pPr>
+        <w:rPr>
+          <w:rFonts w:hint="eastAsia"/>
+        </w:rPr>
+      </w:pPr>
+    </w:p>
+    <w:p>
+      <w:pPr>
+        <w:rPr>
+          <w:rFonts w:hint="eastAsia"/>
+        </w:rPr>
+      </w:pPr>
+      <w:r>
+        <w:rPr>
+          <w:rFonts w:hint="eastAsia"/>
+        </w:rPr>
+        <w:t>回归</w:t>
+      </w:r>
+    </w:p>
+    <w:p>
+      <w:pPr>
+        <w:rPr>
+          <w:rFonts w:hint="eastAsia"/>
+        </w:rPr>
+      </w:pPr>
+    </w:p>
+    <w:p>
+      <w:pPr>
+        <w:rPr>
+          <w:rFonts w:hint="eastAsia"/>
+        </w:rPr>
+      </w:pPr>
+      <w:r>
+        <w:rPr>
+          <w:rFonts w:hint="eastAsia"/>
+        </w:rPr>
+        <w:t>数据分割结果：</w:t>
+      </w:r>
+    </w:p>
+    <w:p>
+      <w:pPr>
+        <w:rPr>
+          <w:rFonts w:hint="eastAsia"/>
+        </w:rPr>
+      </w:pPr>
+      <w:r>
+        <w:rPr>
+          <w:rFonts w:hint="eastAsia"/>
+        </w:rPr>
+        <w:t>训练集大小: (99, 90)</w:t>
+      </w:r>
+    </w:p>
+    <w:p>
+      <w:pPr>
+        <w:rPr>
+          <w:rFonts w:hint="eastAsia"/>
+        </w:rPr>
+      </w:pPr>
+      <w:r>
+        <w:rPr>
+          <w:rFonts w:hint="eastAsia"/>
+        </w:rPr>
+        <w:t>测试</w:t>
+      </w:r>
+      <w:proofErr w:type="gramStart"/>
+      <w:r>
+        <w:rPr>
+          <w:rFonts w:hint="eastAsia"/>
+        </w:rPr>
+        <w:t>集大小</w:t>
+      </w:r>
+      <w:proofErr w:type="gramEnd"/>
+      <w:r>
+        <w:rPr>
+          <w:rFonts w:hint="eastAsia"/>
+        </w:rPr>
+        <w:t>: (43, 90)</w:t>
+      </w:r>
+    </w:p>
+    <w:p>
+      <w:pPr>
+        <w:rPr>
+          <w:rFonts w:hint="eastAsia"/>
+        </w:rPr>
+      </w:pPr>
+      <w:r>
+        <w:rPr>
+          <w:rFonts w:hint="eastAsia"/>
+        </w:rPr>
+        <w:t>验证</w:t>
+      </w:r>
+      <w:proofErr w:type="gramStart"/>
+      <w:r>
+        <w:rPr>
+          <w:rFonts w:hint="eastAsia"/>
+        </w:rPr>
+        <w:t>集大小</w:t>
+      </w:r>
+      <w:proofErr w:type="gramEnd"/>
+      <w:r>
+        <w:rPr>
+          <w:rFonts w:hint="eastAsia"/>
+        </w:rPr>
+        <w:t>: (36, 90)</w:t>
+      </w:r>
+    </w:p>
+    <w:p>
+      <w:pPr>
+        <w:rPr>
+          <w:rFonts w:hint="eastAsia"/>
+        </w:rPr>
+      </w:pPr>
+      <w:r>
+        <w:rPr>
+          <w:rFonts w:hint="eastAsia"/>
+        </w:rPr>
+        <w:lastRenderedPageBreak/>
+        <w:t>RMSE: 16.037810656373765</w:t>
+      </w:r>
+    </w:p>
+    <w:p>
+      <w:pPr>
+        <w:rPr>
+          <w:rFonts w:hint="eastAsia"/>
+        </w:rPr>
+      </w:pPr>
+      <w:r>
+        <w:rPr>
+          <w:rFonts w:hint="eastAsia"/>
+        </w:rPr>
+        <w:t>MAE: 12.822067079219662</w:t>
+      </w:r>
+    </w:p>
+    <w:p>
+      <w:pPr>
+        <w:rPr>
+          <w:rFonts w:hint="eastAsia"/>
+        </w:rPr>
+      </w:pPr>
+      <w:r>
+        <w:rPr>
+          <w:rFonts w:hint="eastAsia"/>
+        </w:rPr>
+        <w:t>R2 Score: 0.38089650531386865</w:t>
+      </w:r>
+    </w:p>
+    <w:p>
+      <w:pPr>
+        <w:rPr>
+          <w:rFonts w:hint="eastAsia"/>
+        </w:rPr>
+      </w:pPr>
+      <w:r>
+        <w:rPr>
+          <w:rFonts w:hint="eastAsia"/>
+        </w:rPr>
+        <w:t>=== 跨期验证结果 ===</w:t>
+      </w:r>
+    </w:p>
+    <w:p>
+      <w:pPr>
+        <w:rPr>
+          <w:rFonts w:hint="eastAsia"/>
+        </w:rPr>
+      </w:pPr>
+      <w:r>
+        <w:rPr>
+          <w:rFonts w:hint="eastAsia"/>
+        </w:rPr>
+        <w:t>Validation RMSE: 21.0848 (Test RMSE: 16.0378)</w:t>
+      </w:r>
+    </w:p>
+    <w:p>
+      <w:pPr>
+        <w:rPr>
+          <w:rFonts w:hint="eastAsia"/>
+        </w:rPr>
+      </w:pPr>
+      <w:r>
+        <w:rPr>
+          <w:rFonts w:hint="eastAsia"/>
+        </w:rPr>
+        <w:t>Validation MAE: 17.6724 (Test MAE: 12.8221)</w:t>
+      </w:r>
+    </w:p>
+    <w:p>
+      <w:pPr>
+        <w:rPr>
+          <w:rFonts w:hint="eastAsia"/>
+        </w:rPr>
+      </w:pPr>
+      <w:r>
+        <w:rPr>
+          <w:rFonts w:hint="eastAsia"/>
+        </w:rPr>
+        <w:t>Validation R2: 0.3137 (Test R2: 0.3809)</w:t>
+      </w:r>
+    </w:p>
+    <w:p>
+      <w:pPr>
+        <w:rPr>
+          <w:rFonts w:hint="eastAsia"/>
+        </w:rPr>
+      </w:pPr>
+    </w:p>
+    <w:p>
+      <w:pPr>
+        <w:rPr>
+          <w:rFonts w:hint="eastAsia"/>
+        </w:rPr>
+      </w:pPr>
+    </w:p>
+    <w:p>
+      <w:pPr>
+        <w:rPr>
+          <w:rFonts w:hint="eastAsia"/>
+        </w:rPr>
+      </w:pPr>
+      <w:r>
+        <w:rPr>
+          <w:rFonts w:hint="eastAsia"/>
+        </w:rPr>
+        <w:t>EEF分析原始变量</w:t>
+      </w:r>
+    </w:p>
+    <w:p>
+      <w:pPr>
+        <w:rPr>
+          <w:rFonts w:hint="eastAsia"/>
+        </w:rPr>
+      </w:pPr>
+    </w:p>
+    <w:p>
+      <w:pPr>
+        <w:rPr>
+          <w:rFonts w:hint="eastAsia"/>
+        </w:rPr>
+      </w:pPr>
+    </w:p>
     <w:sectPr>
       <w:pgSz w:w="11906" w:h="16838"/>
       <w:pgMar w:top="1440" w:right="1800" w:bottom="1440" w:left="1800" w:header="851" w:footer="992" w:gutter="0"/>
@@ -12374,6 +15077,64 @@
     </w:sectPr>
   </w:body>
 </w:document>
+</file>
+
+<file path=word/endnotes.xml><?xml version="1.0" encoding="utf-8"?>
+<w:endnotes xmlns:wpc="http://schemas.microsoft.com/office/word/2010/wordprocessingCanvas" xmlns:cx="http://schemas.microsoft.com/office/drawing/2014/chartex" xmlns:cx1="http://schemas.microsoft.com/office/drawing/2015/9/8/chartex" xmlns:cx2="http://schemas.microsoft.com/office/drawing/2015/10/21/chartex" xmlns:cx3="http://schemas.microsoft.com/office/drawing/2016/5/9/chartex" xmlns:cx4="http://schemas.microsoft.com/office/drawing/2016/5/10/chartex" xmlns:cx5="http://schemas.microsoft.com/office/drawing/2016/5/11/chartex" xmlns:cx6="http://schemas.microsoft.com/office/drawing/2016/5/12/chartex" xmlns:cx7="http://schemas.microsoft.com/office/drawing/2016/5/13/chartex" xmlns:cx8="http://schemas.microsoft.com/office/drawing/2016/5/14/chartex" xmlns:mc="http://schemas.openxmlformats.org/markup-compatibility/2006" xmlns:aink="http://schemas.microsoft.com/office/drawing/2016/ink" xmlns:am3d="http://schemas.microsoft.com/office/drawing/2017/model3d" xmlns:o="urn:schemas-microsoft-com:office:office" xmlns:oel="http://schemas.microsoft.com/office/2019/extlst" xmlns:r="http://schemas.openxmlformats.org/officeDocument/2006/relationships" xmlns:m="http://schemas.openxmlformats.org/officeDocument/2006/math" xmlns:v="urn:schemas-microsoft-com:vml" xmlns:wp14="http://schemas.microsoft.com/office/word/2010/wordprocessingDrawing" xmlns:wp="http://schemas.openxmlformats.org/drawingml/2006/wordprocessingDrawing" xmlns:w10="urn:schemas-microsoft-com:office:word" xmlns:w="http://schemas.openxmlformats.org/wordprocessingml/2006/main" xmlns:w14="http://schemas.microsoft.com/office/word/2010/wordml" xmlns:w15="http://schemas.microsoft.com/office/word/2012/wordml" xmlns:w16cex="http://schemas.microsoft.com/office/word/2018/wordml/cex" xmlns:w16cid="http://schemas.microsoft.com/office/word/2016/wordml/cid" xmlns:w16="http://schemas.microsoft.com/office/word/2018/wordml" xmlns:w16du="http://schemas.microsoft.com/office/word/2023/wordml/word16du" xmlns:w16sdtdh="http://schemas.microsoft.com/office/word/2020/wordml/sdtdatahash" xmlns:w16sdtfl="http://schemas.microsoft.com/office/word/2024/wordml/sdtformatlock" xmlns:w16se="http://schemas.microsoft.com/office/word/2015/wordml/symex" xmlns:wpg="http://schemas.microsoft.com/office/word/2010/wordprocessingGroup" xmlns:wpi="http://schemas.microsoft.com/office/word/2010/wordprocessingInk" xmlns:wne="http://schemas.microsoft.com/office/word/2006/wordml" xmlns:wps="http://schemas.microsoft.com/office/word/2010/wordprocessingShape" mc:Ignorable="w14 w15 w16se w16cid w16 w16cex w16sdtdh w16sdtfl w16du wp14">
+  <w:endnote w:type="separator" w:id="-1">
+    <w:p>
+      <w:pPr>
+        <w:rPr>
+          <w:rFonts w:hint="eastAsia"/>
+        </w:rPr>
+      </w:pPr>
+      <w:r>
+        <w:separator/>
+      </w:r>
+    </w:p>
+  </w:endnote>
+  <w:endnote w:type="continuationSeparator" w:id="0">
+    <w:p>
+      <w:pPr>
+        <w:rPr>
+          <w:rFonts w:hint="eastAsia"/>
+        </w:rPr>
+      </w:pPr>
+      <w:r>
+        <w:continuationSeparator/>
+      </w:r>
+    </w:p>
+  </w:endnote>
+</w:endnotes>
+</file>
+
+<file path=word/footnotes.xml><?xml version="1.0" encoding="utf-8"?>
+<w:footnotes xmlns:wpc="http://schemas.microsoft.com/office/word/2010/wordprocessingCanvas" xmlns:cx="http://schemas.microsoft.com/office/drawing/2014/chartex" xmlns:cx1="http://schemas.microsoft.com/office/drawing/2015/9/8/chartex" xmlns:cx2="http://schemas.microsoft.com/office/drawing/2015/10/21/chartex" xmlns:cx3="http://schemas.microsoft.com/office/drawing/2016/5/9/chartex" xmlns:cx4="http://schemas.microsoft.com/office/drawing/2016/5/10/chartex" xmlns:cx5="http://schemas.microsoft.com/office/drawing/2016/5/11/chartex" xmlns:cx6="http://schemas.microsoft.com/office/drawing/2016/5/12/chartex" xmlns:cx7="http://schemas.microsoft.com/office/drawing/2016/5/13/chartex" xmlns:cx8="http://schemas.microsoft.com/office/drawing/2016/5/14/chartex" xmlns:mc="http://schemas.openxmlformats.org/markup-compatibility/2006" xmlns:aink="http://schemas.microsoft.com/office/drawing/2016/ink" xmlns:am3d="http://schemas.microsoft.com/office/drawing/2017/model3d" xmlns:o="urn:schemas-microsoft-com:office:office" xmlns:oel="http://schemas.microsoft.com/office/2019/extlst" xmlns:r="http://schemas.openxmlformats.org/officeDocument/2006/relationships" xmlns:m="http://schemas.openxmlformats.org/officeDocument/2006/math" xmlns:v="urn:schemas-microsoft-com:vml" xmlns:wp14="http://schemas.microsoft.com/office/word/2010/wordprocessingDrawing" xmlns:wp="http://schemas.openxmlformats.org/drawingml/2006/wordprocessingDrawing" xmlns:w10="urn:schemas-microsoft-com:office:word" xmlns:w="http://schemas.openxmlformats.org/wordprocessingml/2006/main" xmlns:w14="http://schemas.microsoft.com/office/word/2010/wordml" xmlns:w15="http://schemas.microsoft.com/office/word/2012/wordml" xmlns:w16cex="http://schemas.microsoft.com/office/word/2018/wordml/cex" xmlns:w16cid="http://schemas.microsoft.com/office/word/2016/wordml/cid" xmlns:w16="http://schemas.microsoft.com/office/word/2018/wordml" xmlns:w16du="http://schemas.microsoft.com/office/word/2023/wordml/word16du" xmlns:w16sdtdh="http://schemas.microsoft.com/office/word/2020/wordml/sdtdatahash" xmlns:w16sdtfl="http://schemas.microsoft.com/office/word/2024/wordml/sdtformatlock" xmlns:w16se="http://schemas.microsoft.com/office/word/2015/wordml/symex" xmlns:wpg="http://schemas.microsoft.com/office/word/2010/wordprocessingGroup" xmlns:wpi="http://schemas.microsoft.com/office/word/2010/wordprocessingInk" xmlns:wne="http://schemas.microsoft.com/office/word/2006/wordml" xmlns:wps="http://schemas.microsoft.com/office/word/2010/wordprocessingShape" mc:Ignorable="w14 w15 w16se w16cid w16 w16cex w16sdtdh w16sdtfl w16du wp14">
+  <w:footnote w:type="separator" w:id="-1">
+    <w:p>
+      <w:pPr>
+        <w:rPr>
+          <w:rFonts w:hint="eastAsia"/>
+        </w:rPr>
+      </w:pPr>
+      <w:r>
+        <w:separator/>
+      </w:r>
+    </w:p>
+  </w:footnote>
+  <w:footnote w:type="continuationSeparator" w:id="0">
+    <w:p>
+      <w:pPr>
+        <w:rPr>
+          <w:rFonts w:hint="eastAsia"/>
+        </w:rPr>
+      </w:pPr>
+      <w:r>
+        <w:continuationSeparator/>
+      </w:r>
+    </w:p>
+  </w:footnote>
+</w:footnotes>
 </file>
 
 <file path=word/styles.xml><?xml version="1.0" encoding="utf-8"?>
@@ -13296,6 +16057,68 @@
       <w:spacing w:val="5"/>
     </w:rPr>
   </w:style>
+  <w:style w:type="paragraph" w:styleId="ae">
+    <w:name w:val="header"/>
+    <w:basedOn w:val="a"/>
+    <w:link w:val="af"/>
+    <w:uiPriority w:val="99"/>
+    <w:unhideWhenUsed/>
+    <w:rsid w:val="00240C1F"/>
+    <w:pPr>
+      <w:tabs>
+        <w:tab w:val="center" w:pos="4153"/>
+        <w:tab w:val="right" w:pos="8306"/>
+      </w:tabs>
+      <w:snapToGrid w:val="0"/>
+      <w:jc w:val="center"/>
+    </w:pPr>
+    <w:rPr>
+      <w:sz w:val="18"/>
+      <w:szCs w:val="18"/>
+    </w:rPr>
+  </w:style>
+  <w:style w:type="character" w:customStyle="1" w:styleId="af">
+    <w:name w:val="页眉 字符"/>
+    <w:basedOn w:val="a0"/>
+    <w:link w:val="ae"/>
+    <w:uiPriority w:val="99"/>
+    <w:rsid w:val="00240C1F"/>
+    <w:rPr>
+      <w:sz w:val="18"/>
+      <w:szCs w:val="18"/>
+    </w:rPr>
+  </w:style>
+  <w:style w:type="paragraph" w:styleId="af0">
+    <w:name w:val="footer"/>
+    <w:basedOn w:val="a"/>
+    <w:link w:val="af1"/>
+    <w:uiPriority w:val="99"/>
+    <w:unhideWhenUsed/>
+    <w:rsid w:val="00240C1F"/>
+    <w:pPr>
+      <w:tabs>
+        <w:tab w:val="center" w:pos="4153"/>
+        <w:tab w:val="right" w:pos="8306"/>
+      </w:tabs>
+      <w:snapToGrid w:val="0"/>
+      <w:jc w:val="left"/>
+    </w:pPr>
+    <w:rPr>
+      <w:sz w:val="18"/>
+      <w:szCs w:val="18"/>
+    </w:rPr>
+  </w:style>
+  <w:style w:type="character" w:customStyle="1" w:styleId="af1">
+    <w:name w:val="页脚 字符"/>
+    <w:basedOn w:val="a0"/>
+    <w:link w:val="af0"/>
+    <w:uiPriority w:val="99"/>
+    <w:rsid w:val="00240C1F"/>
+    <w:rPr>
+      <w:sz w:val="18"/>
+      <w:szCs w:val="18"/>
+    </w:rPr>
+  </w:style>
 </w:styles>
 </file>
 
